--- a/Evidencias CAPSTONE/Fase 1/Evidencias de proyecto/minutas/Minuta_04_Alunza_Semana_2_Sesion_B.docx
+++ b/Evidencias CAPSTONE/Fase 1/Evidencias de proyecto/minutas/Minuta_04_Alunza_Semana_2_Sesion_B.docx
@@ -52,7 +52,7 @@
           <w:sz w:val="18"/>
           <w:lang w:val="es-CL"/>
         </w:rPr>
-        <w:t>ALZ-MIN-004   ·   SEMANA 2   ·   SESIÓN B</w:t>
+        <w:t>ALZ-MIN-004   ·   SEMANA 2   ·   SESIÓN B  ·  S0  ·  v1.1</w:t>
       </w:r>
     </w:p>
     <w:tbl>
@@ -498,10 +498,267 @@
           </w:p>
         </w:tc>
       </w:tr>
+      <w:tr>
+        <w:trPr>
+          <w:cantSplit/>
+        </w:trPr>
+        <w:tc>
+          <w:tcPr>
+            <w:tcW w:type="dxa" w:w="1944"/>
+            <w:vAlign w:val="center"/>
+            <w:tcMar>
+              <w:top w:w="80" w:type="dxa"/>
+              <w:start w:w="95" w:type="dxa"/>
+              <w:bottom w:w="80" w:type="dxa"/>
+              <w:end w:w="95" w:type="dxa"/>
+            </w:tcMar>
+            <w:shd w:fill="F4F6F8" w:val="clear"/>
+          </w:tcPr>
+          <w:p>
+            <w:pPr>
+              <w:keepLines/>
+              <w:widowControl/>
+              <w:spacing w:before="0" w:after="0" w:line="240" w:lineRule="auto"/>
+              <w:jc w:val="left"/>
+            </w:pPr>
+            <w:r>
+              <w:rPr>
+                <w:rFonts w:ascii="Arial" w:hAnsi="Arial"/>
+                <w:b/>
+                <w:color w:val="142B45"/>
+                <w:sz w:val="18"/>
+              </w:rPr>
+              <w:t>Sprint / iteración</w:t>
+            </w:r>
+            <w:r>
+              <w:rPr>
+                <w:rFonts w:ascii="Arial" w:hAnsi="Arial" w:eastAsia="Calibri"/>
+                <w:b/>
+                <w:i w:val="0"/>
+                <w:color w:val="142B45"/>
+                <w:sz w:val="18"/>
+                <w:lang w:val="es-CL"/>
+              </w:rPr>
+            </w:r>
+          </w:p>
+        </w:tc>
+        <w:tc>
+          <w:tcPr>
+            <w:tcW w:type="dxa" w:w="7632"/>
+            <w:vAlign w:val="center"/>
+            <w:tcMar>
+              <w:top w:w="80" w:type="dxa"/>
+              <w:start w:w="95" w:type="dxa"/>
+              <w:bottom w:w="80" w:type="dxa"/>
+              <w:end w:w="95" w:type="dxa"/>
+            </w:tcMar>
+            <w:shd w:fill="FBFCFD" w:val="clear"/>
+          </w:tcPr>
+          <w:p>
+            <w:pPr>
+              <w:keepLines/>
+              <w:widowControl/>
+              <w:spacing w:before="0" w:after="0" w:line="240" w:lineRule="auto"/>
+              <w:jc w:val="left"/>
+            </w:pPr>
+            <w:r>
+              <w:rPr>
+                <w:rFonts w:ascii="Arial" w:hAnsi="Arial"/>
+                <w:b w:val="0"/>
+                <w:color w:val="212529"/>
+                <w:sz w:val="18"/>
+              </w:rPr>
+              <w:t>S0 - Alineación y descubrimiento (semanas 1-2)</w:t>
+            </w:r>
+            <w:r>
+              <w:rPr>
+                <w:rFonts w:ascii="Arial" w:hAnsi="Arial" w:eastAsia="Calibri"/>
+                <w:b w:val="0"/>
+                <w:i w:val="0"/>
+                <w:color w:val="212529"/>
+                <w:sz w:val="18"/>
+                <w:lang w:val="es-CL"/>
+              </w:rPr>
+            </w:r>
+          </w:p>
+        </w:tc>
+      </w:tr>
+      <w:tr>
+        <w:trPr>
+          <w:cantSplit/>
+        </w:trPr>
+        <w:tc>
+          <w:tcPr>
+            <w:tcW w:type="dxa" w:w="1944"/>
+            <w:vAlign w:val="center"/>
+            <w:tcMar>
+              <w:top w:w="80" w:type="dxa"/>
+              <w:start w:w="95" w:type="dxa"/>
+              <w:bottom w:w="80" w:type="dxa"/>
+              <w:end w:w="95" w:type="dxa"/>
+            </w:tcMar>
+            <w:shd w:fill="F4F6F8" w:val="clear"/>
+          </w:tcPr>
+          <w:p>
+            <w:pPr>
+              <w:keepLines/>
+              <w:widowControl/>
+              <w:spacing w:before="0" w:after="0" w:line="240" w:lineRule="auto"/>
+              <w:jc w:val="left"/>
+            </w:pPr>
+            <w:r>
+              <w:rPr>
+                <w:rFonts w:ascii="Arial" w:hAnsi="Arial"/>
+                <w:b/>
+                <w:color w:val="142B45"/>
+                <w:sz w:val="18"/>
+              </w:rPr>
+              <w:t>Versión</w:t>
+            </w:r>
+            <w:r>
+              <w:rPr>
+                <w:rFonts w:ascii="Arial" w:hAnsi="Arial" w:eastAsia="Calibri"/>
+                <w:b/>
+                <w:i w:val="0"/>
+                <w:color w:val="142B45"/>
+                <w:sz w:val="18"/>
+                <w:lang w:val="es-CL"/>
+              </w:rPr>
+            </w:r>
+          </w:p>
+        </w:tc>
+        <w:tc>
+          <w:tcPr>
+            <w:tcW w:type="dxa" w:w="7632"/>
+            <w:vAlign w:val="center"/>
+            <w:tcMar>
+              <w:top w:w="80" w:type="dxa"/>
+              <w:start w:w="95" w:type="dxa"/>
+              <w:bottom w:w="80" w:type="dxa"/>
+              <w:end w:w="95" w:type="dxa"/>
+            </w:tcMar>
+            <w:shd w:fill="FBFCFD" w:val="clear"/>
+          </w:tcPr>
+          <w:p>
+            <w:pPr>
+              <w:keepLines/>
+              <w:widowControl/>
+              <w:spacing w:before="0" w:after="0" w:line="240" w:lineRule="auto"/>
+              <w:jc w:val="left"/>
+            </w:pPr>
+            <w:r>
+              <w:rPr>
+                <w:rFonts w:ascii="Arial" w:hAnsi="Arial"/>
+                <w:b w:val="0"/>
+                <w:color w:val="212529"/>
+                <w:sz w:val="18"/>
+              </w:rPr>
+              <w:t>1.1</w:t>
+            </w:r>
+            <w:r>
+              <w:rPr>
+                <w:rFonts w:ascii="Arial" w:hAnsi="Arial" w:eastAsia="Calibri"/>
+                <w:b w:val="0"/>
+                <w:i w:val="0"/>
+                <w:color w:val="212529"/>
+                <w:sz w:val="18"/>
+                <w:lang w:val="es-CL"/>
+              </w:rPr>
+            </w:r>
+          </w:p>
+        </w:tc>
+      </w:tr>
+      <w:tr>
+        <w:trPr>
+          <w:cantSplit/>
+        </w:trPr>
+        <w:tc>
+          <w:tcPr>
+            <w:tcW w:type="dxa" w:w="1944"/>
+            <w:vAlign w:val="center"/>
+            <w:tcMar>
+              <w:top w:w="80" w:type="dxa"/>
+              <w:start w:w="95" w:type="dxa"/>
+              <w:bottom w:w="80" w:type="dxa"/>
+              <w:end w:w="95" w:type="dxa"/>
+            </w:tcMar>
+            <w:shd w:fill="F4F6F8" w:val="clear"/>
+          </w:tcPr>
+          <w:p>
+            <w:pPr>
+              <w:keepLines/>
+              <w:widowControl/>
+              <w:spacing w:before="0" w:after="0" w:line="240" w:lineRule="auto"/>
+              <w:jc w:val="left"/>
+            </w:pPr>
+            <w:r>
+              <w:rPr>
+                <w:rFonts w:ascii="Arial" w:hAnsi="Arial"/>
+                <w:b/>
+                <w:color w:val="142B45"/>
+                <w:sz w:val="18"/>
+              </w:rPr>
+              <w:t>Seguimiento</w:t>
+            </w:r>
+            <w:r>
+              <w:rPr>
+                <w:rFonts w:ascii="Arial" w:hAnsi="Arial" w:eastAsia="Calibri"/>
+                <w:b/>
+                <w:i w:val="0"/>
+                <w:color w:val="142B45"/>
+                <w:sz w:val="18"/>
+                <w:lang w:val="es-CL"/>
+              </w:rPr>
+            </w:r>
+          </w:p>
+        </w:tc>
+        <w:tc>
+          <w:tcPr>
+            <w:tcW w:type="dxa" w:w="7632"/>
+            <w:vAlign w:val="center"/>
+            <w:tcMar>
+              <w:top w:w="80" w:type="dxa"/>
+              <w:start w:w="95" w:type="dxa"/>
+              <w:bottom w:w="80" w:type="dxa"/>
+              <w:end w:w="95" w:type="dxa"/>
+            </w:tcMar>
+            <w:shd w:fill="FBFCFD" w:val="clear"/>
+          </w:tcPr>
+          <w:p>
+            <w:pPr>
+              <w:keepLines/>
+              <w:widowControl/>
+              <w:spacing w:before="0" w:after="0" w:line="240" w:lineRule="auto"/>
+              <w:jc w:val="left"/>
+            </w:pPr>
+            <w:r>
+              <w:rPr>
+                <w:rFonts w:ascii="Arial" w:hAnsi="Arial"/>
+                <w:b w:val="0"/>
+                <w:color w:val="212529"/>
+                <w:sz w:val="18"/>
+              </w:rPr>
+              <w:t>C-007 a C-009: cerrados en diseño; objetivos, requisitos iniciales y esquema de diagnóstico revisados.</w:t>
+            </w:r>
+            <w:r>
+              <w:rPr>
+                <w:rFonts w:ascii="Arial" w:hAnsi="Arial" w:eastAsia="Calibri"/>
+                <w:b w:val="0"/>
+                <w:i w:val="0"/>
+                <w:color w:val="212529"/>
+                <w:sz w:val="18"/>
+                <w:lang w:val="es-CL"/>
+              </w:rPr>
+            </w:r>
+          </w:p>
+        </w:tc>
+      </w:tr>
     </w:tbl>
     <w:p>
       <w:pPr>
         <w:pStyle w:val="AlunzaSection"/>
+        <w:keepNext/>
+        <w:spacing w:before="120" w:after="60"/>
       </w:pPr>
       <w:r>
         <w:rPr>
@@ -545,6 +802,8 @@
     <w:p>
       <w:pPr>
         <w:pStyle w:val="AlunzaSection"/>
+        <w:keepNext/>
+        <w:spacing w:before="120" w:after="60"/>
       </w:pPr>
       <w:r>
         <w:rPr>
@@ -1006,6 +1265,8 @@
     <w:p>
       <w:pPr>
         <w:pStyle w:val="AlunzaSection"/>
+        <w:keepNext/>
+        <w:spacing w:before="120" w:after="60"/>
       </w:pPr>
       <w:r>
         <w:rPr>
@@ -1036,22 +1297,19 @@
       </w:pPr>
       <w:r>
         <w:rPr>
-          <w:rFonts w:ascii="Calibri" w:hAnsi="Calibri" w:eastAsia="Calibri"/>
+          <w:rFonts w:ascii="Arial" w:hAnsi="Arial"/>
           <w:b/>
-          <w:color w:val="0D7C78"/>
-          <w:sz w:val="20"/>
-          <w:lang w:val="es-CL"/>
+          <w:color w:val="008A8A"/>
         </w:rPr>
-        <w:t>•</w:t>
+        <w:t xml:space="preserve">•  </w:t>
       </w:r>
       <w:r>
         <w:rPr>
-          <w:rFonts w:ascii="Calibri" w:hAnsi="Calibri" w:eastAsia="Calibri"/>
-          <w:color w:val="222222"/>
-          <w:sz w:val="20"/>
-          <w:lang w:val="es-CL"/>
+          <w:rFonts w:ascii="Arial" w:hAnsi="Arial"/>
+          <w:b w:val="0"/>
+          <w:color w:val="212529"/>
         </w:rPr>
-        <w:t xml:space="preserve">  Flujo dorado: actividad, código, test cases, diagnóstico, RAG, feedback y evidencia docente.</w:t>
+        <w:t>Flujo dorado: actividad, código, test cases, diagnóstico, RAG, feedback y evidencia docente.</w:t>
       </w:r>
     </w:p>
     <w:p>
@@ -1062,22 +1320,19 @@
       </w:pPr>
       <w:r>
         <w:rPr>
-          <w:rFonts w:ascii="Calibri" w:hAnsi="Calibri" w:eastAsia="Calibri"/>
+          <w:rFonts w:ascii="Arial" w:hAnsi="Arial"/>
           <w:b/>
-          <w:color w:val="0D7C78"/>
-          <w:sz w:val="20"/>
-          <w:lang w:val="es-CL"/>
+          <w:color w:val="008A8A"/>
         </w:rPr>
-        <w:t>•</w:t>
+        <w:t xml:space="preserve">•  </w:t>
       </w:r>
       <w:r>
         <w:rPr>
-          <w:rFonts w:ascii="Calibri" w:hAnsi="Calibri" w:eastAsia="Calibri"/>
-          <w:color w:val="222222"/>
-          <w:sz w:val="20"/>
-          <w:lang w:val="es-CL"/>
+          <w:rFonts w:ascii="Arial" w:hAnsi="Arial"/>
+          <w:b w:val="0"/>
+          <w:color w:val="212529"/>
         </w:rPr>
-        <w:t xml:space="preserve">  Clasificación Must, Should, Could y Won't del MVP.</w:t>
+        <w:t>Clasificación Must, Should, Could y Won't del MVP.</w:t>
       </w:r>
     </w:p>
     <w:p>
@@ -1088,22 +1343,19 @@
       </w:pPr>
       <w:r>
         <w:rPr>
-          <w:rFonts w:ascii="Calibri" w:hAnsi="Calibri" w:eastAsia="Calibri"/>
+          <w:rFonts w:ascii="Arial" w:hAnsi="Arial"/>
           <w:b/>
-          <w:color w:val="0D7C78"/>
-          <w:sz w:val="20"/>
-          <w:lang w:val="es-CL"/>
+          <w:color w:val="008A8A"/>
         </w:rPr>
-        <w:t>•</w:t>
+        <w:t xml:space="preserve">•  </w:t>
       </w:r>
       <w:r>
         <w:rPr>
-          <w:rFonts w:ascii="Calibri" w:hAnsi="Calibri" w:eastAsia="Calibri"/>
-          <w:color w:val="222222"/>
-          <w:sz w:val="20"/>
-          <w:lang w:val="es-CL"/>
+          <w:rFonts w:ascii="Arial" w:hAnsi="Arial"/>
+          <w:b w:val="0"/>
+          <w:color w:val="212529"/>
         </w:rPr>
-        <w:t xml:space="preserve">  Metas de demostración: 8 a 12 ejercicios, 4 a 6 conceptos y 1 a 3 documentos.</w:t>
+        <w:t>Metas de demostración: 8 a 12 ejercicios, 4 a 6 conceptos y 1 a 3 documentos.</w:t>
       </w:r>
     </w:p>
     <w:p>
@@ -1114,27 +1366,26 @@
       </w:pPr>
       <w:r>
         <w:rPr>
-          <w:rFonts w:ascii="Calibri" w:hAnsi="Calibri" w:eastAsia="Calibri"/>
+          <w:rFonts w:ascii="Arial" w:hAnsi="Arial"/>
           <w:b/>
-          <w:color w:val="0D7C78"/>
-          <w:sz w:val="20"/>
-          <w:lang w:val="es-CL"/>
+          <w:color w:val="008A8A"/>
         </w:rPr>
-        <w:t>•</w:t>
+        <w:t xml:space="preserve">•  </w:t>
       </w:r>
       <w:r>
         <w:rPr>
-          <w:rFonts w:ascii="Calibri" w:hAnsi="Calibri" w:eastAsia="Calibri"/>
-          <w:color w:val="222222"/>
-          <w:sz w:val="20"/>
-          <w:lang w:val="es-CL"/>
+          <w:rFonts w:ascii="Arial" w:hAnsi="Arial"/>
+          <w:b w:val="0"/>
+          <w:color w:val="212529"/>
         </w:rPr>
-        <w:t xml:space="preserve">  Funciones fuera de alcance y criterios para postergar componentes opcionales.</w:t>
+        <w:t>Funciones fuera de alcance y criterios para postergar componentes opcionales.</w:t>
       </w:r>
     </w:p>
     <w:p>
       <w:pPr>
         <w:pStyle w:val="AlunzaSection"/>
+        <w:keepNext/>
+        <w:spacing w:before="120" w:after="60"/>
       </w:pPr>
       <w:r>
         <w:rPr>
@@ -1172,7 +1423,7 @@
           <w:sz w:val="20"/>
           <w:lang w:val="es-CL"/>
         </w:rPr>
-        <w:t>Se concluyó que el éxito del proyecto no se medirá por la cantidad de pantallas o llamadas a IA, sino por una vertical estable y verificable. El flujo obligatorio será que un profesor publique una actividad, un estudiante resuelva código JavaScript corto, el sistema ejecute test cases, registre el intento, entregue feedback con material autorizado y permita al profesor revisar evidencia y señales. El RAG mínimo se conservará como parte diferenciadora, mientras que el asistente conversacional avanzado quedará como extensión. Se excluyeron pagos, SSO, aplicación móvil nativa, detector de plagio o uso externo de IA, analítica institucional y calificación automática de alto impacto.</w:t>
+        <w:t>Se concluyó que el éxito del proyecto no se medirá por la cantidad de pantallas o llamadas a IA, sino por una vertical estable y verificable. El administrador institucional mínimo conservará únicamente la configuración de organización, cursos y cuentas; las funciones administrativas avanzadas quedan fuera. El flujo obligatorio será que un profesor publique una actividad, un estudiante resuelva código JavaScript corto, el sistema ejecute test cases, registre el intento, entregue feedback con material autorizado y permita al profesor revisar evidencia y señales. El RAG mínimo se conservará como parte diferenciadora, mientras que el asistente conversacional avanzado quedará como extensión. Se excluyeron pagos, SSO, aplicación móvil nativa, detector de plagio o uso externo de IA, reportería institucional avanzada y calificación automática de alto impacto.</w:t>
       </w:r>
     </w:p>
     <w:p>
@@ -1183,6 +1434,8 @@
     <w:p>
       <w:pPr>
         <w:pStyle w:val="AlunzaSection"/>
+        <w:keepNext/>
+        <w:spacing w:before="120" w:after="60"/>
       </w:pPr>
       <w:r>
         <w:rPr>
@@ -1493,7 +1746,9 @@
               <w:spacing w:before="0" w:after="0" w:line="240" w:lineRule="auto"/>
               <w:jc w:val="left"/>
             </w:pPr>
-            <w:r/>
+            <w:r>
+              <w:t>Dejar fuera LMS completo, administración institucional avanzada, integraciones externas, pagos, detección de plagio y decisiones académicas automáticas.</w:t>
+            </w:r>
             <w:r>
               <w:rPr>
                 <w:rFonts w:ascii="Calibri" w:hAnsi="Calibri" w:eastAsia="Calibri"/>
@@ -1503,7 +1758,6 @@
                 <w:sz w:val="18"/>
                 <w:lang w:val="es-CL"/>
               </w:rPr>
-              <w:t>Dejar fuera LMS completo, integraciones institucionales, pagos, detección de plagio y decisiones académicas automáticas.</w:t>
             </w:r>
           </w:p>
         </w:tc>
@@ -1512,6 +1766,8 @@
     <w:p>
       <w:pPr>
         <w:pStyle w:val="AlunzaSection"/>
+        <w:keepNext/>
+        <w:spacing w:before="120" w:after="60"/>
       </w:pPr>
       <w:r>
         <w:rPr>
@@ -1579,17 +1835,23 @@
               <w:spacing w:before="0" w:after="0" w:line="240" w:lineRule="auto"/>
               <w:jc w:val="left"/>
             </w:pPr>
-            <w:r/>
             <w:r>
               <w:rPr>
-                <w:rFonts w:ascii="Calibri" w:hAnsi="Calibri" w:eastAsia="Calibri"/>
+                <w:rFonts w:ascii="Arial" w:hAnsi="Arial"/>
+                <w:b/>
+                <w:color w:val="FFFFFF"/>
+              </w:rPr>
+              <w:t>ID y actividad comprometida</w:t>
+            </w:r>
+            <w:r>
+              <w:rPr>
+                <w:rFonts w:ascii="Arial" w:hAnsi="Arial" w:eastAsia="Calibri"/>
                 <w:b/>
                 <w:i w:val="0"/>
                 <w:color w:val="FFFFFF"/>
                 <w:sz w:val="18"/>
                 <w:lang w:val="es-CL"/>
               </w:rPr>
-              <w:t>Actividad comprometida</w:t>
             </w:r>
           </w:p>
         </w:tc>
@@ -1683,7 +1945,9 @@
               <w:spacing w:before="0" w:after="0" w:line="240" w:lineRule="auto"/>
               <w:jc w:val="left"/>
             </w:pPr>
-            <w:r/>
+            <w:r>
+              <w:t>C-010 · Reescribir alcance, contenido de demo y criterios de éxito.</w:t>
+            </w:r>
             <w:r>
               <w:rPr>
                 <w:rFonts w:ascii="Calibri" w:hAnsi="Calibri" w:eastAsia="Calibri"/>
@@ -1693,7 +1957,6 @@
                 <w:sz w:val="18"/>
                 <w:lang w:val="es-CL"/>
               </w:rPr>
-              <w:t>Reescribir alcance, contenido de demo y criterios de éxito.</w:t>
             </w:r>
           </w:p>
         </w:tc>
@@ -1786,7 +2049,9 @@
               <w:spacing w:before="0" w:after="0" w:line="240" w:lineRule="auto"/>
               <w:jc w:val="left"/>
             </w:pPr>
-            <w:r/>
+            <w:r>
+              <w:t>C-011 · Priorizar casos de uso e historias de la ruta crítica.</w:t>
+            </w:r>
             <w:r>
               <w:rPr>
                 <w:rFonts w:ascii="Calibri" w:hAnsi="Calibri" w:eastAsia="Calibri"/>
@@ -1796,7 +2061,6 @@
                 <w:sz w:val="18"/>
                 <w:lang w:val="es-CL"/>
               </w:rPr>
-              <w:t>Priorizar casos de uso e historias de la ruta crítica.</w:t>
             </w:r>
           </w:p>
         </w:tc>
@@ -1888,7 +2152,9 @@
               <w:spacing w:before="0" w:after="0" w:line="240" w:lineRule="auto"/>
               <w:jc w:val="left"/>
             </w:pPr>
-            <w:r/>
+            <w:r>
+              <w:t>C-012 · Diseñar el spike del RAG mínimo y sus criterios de calidad.</w:t>
+            </w:r>
             <w:r>
               <w:rPr>
                 <w:rFonts w:ascii="Calibri" w:hAnsi="Calibri" w:eastAsia="Calibri"/>
@@ -1898,7 +2164,6 @@
                 <w:sz w:val="18"/>
                 <w:lang w:val="es-CL"/>
               </w:rPr>
-              <w:t>Diseñar el spike del RAG mínimo y sus criterios de calidad.</w:t>
             </w:r>
           </w:p>
         </w:tc>
@@ -1973,6 +2238,8 @@
     <w:p>
       <w:pPr>
         <w:pStyle w:val="AlunzaSection"/>
+        <w:keepNext/>
+        <w:spacing w:before="120" w:after="60"/>
       </w:pPr>
       <w:r>
         <w:rPr>
@@ -2003,22 +2270,19 @@
       </w:pPr>
       <w:r>
         <w:rPr>
-          <w:rFonts w:ascii="Calibri" w:hAnsi="Calibri" w:eastAsia="Calibri"/>
+          <w:rFonts w:ascii="Arial" w:hAnsi="Arial"/>
           <w:b/>
-          <w:color w:val="0D7C78"/>
-          <w:sz w:val="20"/>
-          <w:lang w:val="es-CL"/>
+          <w:color w:val="008A8A"/>
         </w:rPr>
-        <w:t>•</w:t>
+        <w:t xml:space="preserve">•  </w:t>
       </w:r>
       <w:r>
         <w:rPr>
-          <w:rFonts w:ascii="Calibri" w:hAnsi="Calibri" w:eastAsia="Calibri"/>
-          <w:color w:val="222222"/>
-          <w:sz w:val="20"/>
-          <w:lang w:val="es-CL"/>
+          <w:rFonts w:ascii="Arial" w:hAnsi="Arial"/>
+          <w:b w:val="0"/>
+          <w:color w:val="212529"/>
         </w:rPr>
-        <w:t xml:space="preserve">  La ejecución segura de JavaScript y el aislamiento de recursos son riesgos técnicos críticos.</w:t>
+        <w:t>La ejecución segura de JavaScript y el aislamiento de recursos son riesgos técnicos críticos.</w:t>
       </w:r>
     </w:p>
     <w:p>
@@ -2029,27 +2293,26 @@
       </w:pPr>
       <w:r>
         <w:rPr>
-          <w:rFonts w:ascii="Calibri" w:hAnsi="Calibri" w:eastAsia="Calibri"/>
+          <w:rFonts w:ascii="Arial" w:hAnsi="Arial"/>
           <w:b/>
-          <w:color w:val="0D7C78"/>
-          <w:sz w:val="20"/>
-          <w:lang w:val="es-CL"/>
+          <w:color w:val="008A8A"/>
         </w:rPr>
-        <w:t>•</w:t>
+        <w:t xml:space="preserve">•  </w:t>
       </w:r>
       <w:r>
         <w:rPr>
-          <w:rFonts w:ascii="Calibri" w:hAnsi="Calibri" w:eastAsia="Calibri"/>
-          <w:color w:val="222222"/>
-          <w:sz w:val="20"/>
-          <w:lang w:val="es-CL"/>
+          <w:rFonts w:ascii="Arial" w:hAnsi="Arial"/>
+          <w:b w:val="0"/>
+          <w:color w:val="212529"/>
         </w:rPr>
-        <w:t xml:space="preserve">  El pipeline RAG puede consumir tiempo si se amplían formatos, volumen o evaluación fuera del mínimo acordado.</w:t>
+        <w:t>El pipeline RAG puede consumir tiempo si se amplían formatos, volumen o evaluación fuera del mínimo acordado.</w:t>
       </w:r>
     </w:p>
     <w:p>
       <w:pPr>
         <w:pStyle w:val="AlunzaSection"/>
+        <w:keepNext/>
+        <w:spacing w:before="120" w:after="60"/>
       </w:pPr>
       <w:r>
         <w:rPr>
@@ -2287,7 +2550,7 @@
                 <w:sz w:val="18"/>
                 <w:lang w:val="es-CL"/>
               </w:rPr>
-              <w:t>Observación: Los acuerdos, responsables y fechas consignados en esta minuta fueron revisados y aprobados por el equipo Alunza.</w:t>
+              <w:t>Observación: los acuerdos y estados fueron revisados internamente por el equipo Alunza. Los cierres corresponden a definición o documentación y no implican software implementado.</w:t>
             </w:r>
             <w:r>
               <w:rPr>
@@ -2296,7 +2559,6 @@
                 <w:sz w:val="18"/>
                 <w:lang w:val="es-CL"/>
               </w:rPr>
-              <w:t/>
             </w:r>
           </w:p>
         </w:tc>
@@ -2736,7 +2998,6 @@
   <w:style w:type="paragraph" w:default="1" w:styleId="Normal">
     <w:name w:val="Normal"/>
     <w:qFormat/>
-    <w:rsid w:val="00FC693F"/>
     <w:pPr>
       <w:widowControl/>
       <w:spacing w:after="80" w:line="259" w:lineRule="auto"/>
@@ -2753,7 +3014,6 @@
     <w:link w:val="HeaderChar"/>
     <w:uiPriority w:val="99"/>
     <w:unhideWhenUsed/>
-    <w:rsid w:val="00E618BF"/>
     <w:pPr>
       <w:tabs>
         <w:tab w:val="center" w:pos="4680"/>
@@ -2767,7 +3027,6 @@
     <w:basedOn w:val="DefaultParagraphFont"/>
     <w:link w:val="Header"/>
     <w:uiPriority w:val="99"/>
-    <w:rsid w:val="00E618BF"/>
   </w:style>
   <w:style w:type="paragraph" w:styleId="Footer">
     <w:name w:val="footer"/>
@@ -2775,7 +3034,6 @@
     <w:link w:val="FooterChar"/>
     <w:uiPriority w:val="99"/>
     <w:unhideWhenUsed/>
-    <w:rsid w:val="00E618BF"/>
     <w:pPr>
       <w:tabs>
         <w:tab w:val="center" w:pos="4680"/>
@@ -2789,7 +3047,6 @@
     <w:basedOn w:val="DefaultParagraphFont"/>
     <w:link w:val="Footer"/>
     <w:uiPriority w:val="99"/>
-    <w:rsid w:val="00E618BF"/>
   </w:style>
   <w:style w:type="paragraph" w:styleId="Heading1">
     <w:name w:val="heading 1"/>
@@ -2798,7 +3055,6 @@
     <w:link w:val="Heading1Char"/>
     <w:uiPriority w:val="9"/>
     <w:qFormat/>
-    <w:rsid w:val="00FC693F"/>
     <w:pPr>
       <w:keepNext/>
       <w:keepLines/>
@@ -2822,7 +3078,6 @@
     <w:uiPriority w:val="9"/>
     <w:unhideWhenUsed/>
     <w:qFormat/>
-    <w:rsid w:val="00FC693F"/>
     <w:pPr>
       <w:keepNext/>
       <w:keepLines/>
@@ -2846,7 +3101,6 @@
     <w:uiPriority w:val="9"/>
     <w:unhideWhenUsed/>
     <w:qFormat/>
-    <w:rsid w:val="00FC693F"/>
     <w:pPr>
       <w:keepNext/>
       <w:keepLines/>
@@ -2869,7 +3123,6 @@
     <w:semiHidden/>
     <w:unhideWhenUsed/>
     <w:qFormat/>
-    <w:rsid w:val="00FC693F"/>
     <w:pPr>
       <w:keepNext/>
       <w:keepLines/>
@@ -2894,7 +3147,6 @@
     <w:semiHidden/>
     <w:unhideWhenUsed/>
     <w:qFormat/>
-    <w:rsid w:val="00FC693F"/>
     <w:pPr>
       <w:keepNext/>
       <w:keepLines/>
@@ -2915,7 +3167,6 @@
     <w:semiHidden/>
     <w:unhideWhenUsed/>
     <w:qFormat/>
-    <w:rsid w:val="00FC693F"/>
     <w:pPr>
       <w:keepNext/>
       <w:keepLines/>
@@ -2938,7 +3189,6 @@
     <w:semiHidden/>
     <w:unhideWhenUsed/>
     <w:qFormat/>
-    <w:rsid w:val="00FC693F"/>
     <w:pPr>
       <w:keepNext/>
       <w:keepLines/>
@@ -2961,7 +3211,6 @@
     <w:semiHidden/>
     <w:unhideWhenUsed/>
     <w:qFormat/>
-    <w:rsid w:val="00FC693F"/>
     <w:pPr>
       <w:keepNext/>
       <w:keepLines/>
@@ -2984,7 +3233,6 @@
     <w:semiHidden/>
     <w:unhideWhenUsed/>
     <w:qFormat/>
-    <w:rsid w:val="00FC693F"/>
     <w:pPr>
       <w:keepNext/>
       <w:keepLines/>
@@ -3031,7 +3279,6 @@
     <w:name w:val="No Spacing"/>
     <w:uiPriority w:val="1"/>
     <w:qFormat/>
-    <w:rsid w:val="00FC693F"/>
     <w:pPr>
       <w:spacing w:after="0" w:line="240" w:lineRule="auto"/>
     </w:pPr>
@@ -3041,7 +3288,6 @@
     <w:basedOn w:val="DefaultParagraphFont"/>
     <w:link w:val="Heading1"/>
     <w:uiPriority w:val="9"/>
-    <w:rsid w:val="00FC693F"/>
     <w:rPr>
       <w:rFonts w:asciiTheme="majorHAnsi" w:eastAsiaTheme="majorEastAsia" w:hAnsiTheme="majorHAnsi" w:cstheme="majorBidi"/>
       <w:b/>
@@ -3056,7 +3302,6 @@
     <w:basedOn w:val="DefaultParagraphFont"/>
     <w:link w:val="Heading2"/>
     <w:uiPriority w:val="9"/>
-    <w:rsid w:val="00FC693F"/>
     <w:rPr>
       <w:rFonts w:asciiTheme="majorHAnsi" w:eastAsiaTheme="majorEastAsia" w:hAnsiTheme="majorHAnsi" w:cstheme="majorBidi"/>
       <w:b/>
@@ -3071,7 +3316,6 @@
     <w:basedOn w:val="DefaultParagraphFont"/>
     <w:link w:val="Heading3"/>
     <w:uiPriority w:val="9"/>
-    <w:rsid w:val="00FC693F"/>
     <w:rPr>
       <w:rFonts w:asciiTheme="majorHAnsi" w:eastAsiaTheme="majorEastAsia" w:hAnsiTheme="majorHAnsi" w:cstheme="majorBidi"/>
       <w:b/>
@@ -3086,7 +3330,6 @@
     <w:link w:val="TitleChar"/>
     <w:uiPriority w:val="10"/>
     <w:qFormat/>
-    <w:rsid w:val="00FC693F"/>
     <w:pPr>
       <w:pBdr>
         <w:bottom w:val="single" w:sz="8" w:space="4" w:color="4F81BD" w:themeColor="accent1"/>
@@ -3108,7 +3351,6 @@
     <w:basedOn w:val="DefaultParagraphFont"/>
     <w:link w:val="Title"/>
     <w:uiPriority w:val="10"/>
-    <w:rsid w:val="00FC693F"/>
     <w:rPr>
       <w:rFonts w:asciiTheme="majorHAnsi" w:eastAsiaTheme="majorEastAsia" w:hAnsiTheme="majorHAnsi" w:cstheme="majorBidi"/>
       <w:color w:val="17365D" w:themeColor="text2" w:themeShade="BF"/>
@@ -3125,7 +3367,6 @@
     <w:link w:val="SubtitleChar"/>
     <w:uiPriority w:val="11"/>
     <w:qFormat/>
-    <w:rsid w:val="00FC693F"/>
     <w:pPr>
       <w:numPr>
         <w:ilvl w:val="1"/>
@@ -3146,7 +3387,6 @@
     <w:basedOn w:val="DefaultParagraphFont"/>
     <w:link w:val="Subtitle"/>
     <w:uiPriority w:val="11"/>
-    <w:rsid w:val="00FC693F"/>
     <w:rPr>
       <w:rFonts w:asciiTheme="majorHAnsi" w:eastAsiaTheme="majorEastAsia" w:hAnsiTheme="majorHAnsi" w:cstheme="majorBidi"/>
       <w:i/>
@@ -3162,7 +3402,6 @@
     <w:basedOn w:val="Normal"/>
     <w:uiPriority w:val="34"/>
     <w:qFormat/>
-    <w:rsid w:val="00FC693F"/>
     <w:pPr>
       <w:ind w:left="720"/>
       <w:contextualSpacing/>
@@ -3174,7 +3413,6 @@
     <w:link w:val="BodyTextChar"/>
     <w:uiPriority w:val="99"/>
     <w:unhideWhenUsed/>
-    <w:rsid w:val="00AA1D8D"/>
     <w:pPr>
       <w:spacing w:after="120"/>
     </w:pPr>
@@ -3184,7 +3422,6 @@
     <w:basedOn w:val="DefaultParagraphFont"/>
     <w:link w:val="BodyText"/>
     <w:uiPriority w:val="99"/>
-    <w:rsid w:val="00AA1D8D"/>
   </w:style>
   <w:style w:type="paragraph" w:styleId="BodyText2">
     <w:name w:val="Body Text 2"/>
@@ -3192,7 +3429,6 @@
     <w:link w:val="BodyText2Char"/>
     <w:uiPriority w:val="99"/>
     <w:unhideWhenUsed/>
-    <w:rsid w:val="00AA1D8D"/>
     <w:pPr>
       <w:spacing w:after="120" w:line="480" w:lineRule="auto"/>
     </w:pPr>
@@ -3202,7 +3438,6 @@
     <w:basedOn w:val="DefaultParagraphFont"/>
     <w:link w:val="BodyText2"/>
     <w:uiPriority w:val="99"/>
-    <w:rsid w:val="00AA1D8D"/>
   </w:style>
   <w:style w:type="paragraph" w:styleId="BodyText3">
     <w:name w:val="Body Text 3"/>
@@ -3210,7 +3445,6 @@
     <w:link w:val="BodyText3Char"/>
     <w:uiPriority w:val="99"/>
     <w:unhideWhenUsed/>
-    <w:rsid w:val="00AA1D8D"/>
     <w:pPr>
       <w:spacing w:after="120"/>
     </w:pPr>
@@ -3224,7 +3458,6 @@
     <w:basedOn w:val="DefaultParagraphFont"/>
     <w:link w:val="BodyText3"/>
     <w:uiPriority w:val="99"/>
-    <w:rsid w:val="00AA1D8D"/>
     <w:rPr>
       <w:sz w:val="16"/>
       <w:szCs w:val="16"/>
@@ -3235,7 +3468,6 @@
     <w:basedOn w:val="Normal"/>
     <w:uiPriority w:val="99"/>
     <w:unhideWhenUsed/>
-    <w:rsid w:val="00AA1D8D"/>
     <w:pPr>
       <w:ind w:left="360" w:hanging="360"/>
       <w:contextualSpacing/>
@@ -3246,7 +3478,6 @@
     <w:basedOn w:val="Normal"/>
     <w:uiPriority w:val="99"/>
     <w:unhideWhenUsed/>
-    <w:rsid w:val="00326F90"/>
     <w:pPr>
       <w:ind w:left="720" w:hanging="360"/>
       <w:contextualSpacing/>
@@ -3257,7 +3488,6 @@
     <w:basedOn w:val="Normal"/>
     <w:uiPriority w:val="99"/>
     <w:unhideWhenUsed/>
-    <w:rsid w:val="00326F90"/>
     <w:pPr>
       <w:ind w:left="1080" w:hanging="360"/>
       <w:contextualSpacing/>
@@ -3268,7 +3498,6 @@
     <w:basedOn w:val="Normal"/>
     <w:uiPriority w:val="99"/>
     <w:unhideWhenUsed/>
-    <w:rsid w:val="00326F90"/>
     <w:pPr>
       <w:numPr>
         <w:numId w:val="1"/>
@@ -3281,7 +3510,6 @@
     <w:basedOn w:val="Normal"/>
     <w:uiPriority w:val="99"/>
     <w:unhideWhenUsed/>
-    <w:rsid w:val="00326F90"/>
     <w:pPr>
       <w:numPr>
         <w:numId w:val="2"/>
@@ -3294,7 +3522,6 @@
     <w:basedOn w:val="Normal"/>
     <w:uiPriority w:val="99"/>
     <w:unhideWhenUsed/>
-    <w:rsid w:val="00326F90"/>
     <w:pPr>
       <w:numPr>
         <w:numId w:val="3"/>
@@ -3307,7 +3534,6 @@
     <w:basedOn w:val="Normal"/>
     <w:uiPriority w:val="99"/>
     <w:unhideWhenUsed/>
-    <w:rsid w:val="00326F90"/>
     <w:pPr>
       <w:numPr>
         <w:numId w:val="5"/>
@@ -3320,7 +3546,6 @@
     <w:basedOn w:val="Normal"/>
     <w:uiPriority w:val="99"/>
     <w:unhideWhenUsed/>
-    <w:rsid w:val="0029639D"/>
     <w:pPr>
       <w:numPr>
         <w:numId w:val="6"/>
@@ -3333,7 +3558,6 @@
     <w:basedOn w:val="Normal"/>
     <w:uiPriority w:val="99"/>
     <w:unhideWhenUsed/>
-    <w:rsid w:val="0029639D"/>
     <w:pPr>
       <w:numPr>
         <w:numId w:val="7"/>
@@ -3346,7 +3570,6 @@
     <w:basedOn w:val="Normal"/>
     <w:uiPriority w:val="99"/>
     <w:unhideWhenUsed/>
-    <w:rsid w:val="0029639D"/>
     <w:pPr>
       <w:spacing w:after="120"/>
       <w:ind w:left="360"/>
@@ -3358,7 +3581,6 @@
     <w:basedOn w:val="Normal"/>
     <w:uiPriority w:val="99"/>
     <w:unhideWhenUsed/>
-    <w:rsid w:val="0029639D"/>
     <w:pPr>
       <w:spacing w:after="120"/>
       <w:ind w:left="720"/>
@@ -3370,7 +3592,6 @@
     <w:basedOn w:val="Normal"/>
     <w:uiPriority w:val="99"/>
     <w:unhideWhenUsed/>
-    <w:rsid w:val="0029639D"/>
     <w:pPr>
       <w:spacing w:after="120"/>
       <w:ind w:left="1080"/>
@@ -3382,7 +3603,6 @@
     <w:link w:val="MacroTextChar"/>
     <w:uiPriority w:val="99"/>
     <w:unhideWhenUsed/>
-    <w:rsid w:val="0029639D"/>
     <w:pPr>
       <w:tabs>
         <w:tab w:val="left" w:pos="576"/>
@@ -3405,7 +3625,6 @@
     <w:basedOn w:val="DefaultParagraphFont"/>
     <w:link w:val="MacroText"/>
     <w:uiPriority w:val="99"/>
-    <w:rsid w:val="0029639D"/>
     <w:rPr>
       <w:rFonts w:ascii="Courier" w:hAnsi="Courier"/>
       <w:sz w:val="20"/>
@@ -3419,7 +3638,6 @@
     <w:link w:val="QuoteChar"/>
     <w:uiPriority w:val="29"/>
     <w:qFormat/>
-    <w:rsid w:val="00FC693F"/>
     <w:rPr>
       <w:i/>
       <w:iCs/>
@@ -3431,7 +3649,6 @@
     <w:basedOn w:val="DefaultParagraphFont"/>
     <w:link w:val="Quote"/>
     <w:uiPriority w:val="29"/>
-    <w:rsid w:val="00FC693F"/>
     <w:rPr>
       <w:i/>
       <w:iCs/>
@@ -3444,7 +3661,6 @@
     <w:link w:val="Heading4"/>
     <w:uiPriority w:val="9"/>
     <w:semiHidden/>
-    <w:rsid w:val="00FC693F"/>
     <w:rPr>
       <w:rFonts w:asciiTheme="majorHAnsi" w:eastAsiaTheme="majorEastAsia" w:hAnsiTheme="majorHAnsi" w:cstheme="majorBidi"/>
       <w:b/>
@@ -3460,7 +3676,6 @@
     <w:link w:val="Heading5"/>
     <w:uiPriority w:val="9"/>
     <w:semiHidden/>
-    <w:rsid w:val="00FC693F"/>
     <w:rPr>
       <w:rFonts w:asciiTheme="majorHAnsi" w:eastAsiaTheme="majorEastAsia" w:hAnsiTheme="majorHAnsi" w:cstheme="majorBidi"/>
       <w:color w:val="243F60" w:themeColor="accent1" w:themeShade="7F"/>
@@ -3472,7 +3687,6 @@
     <w:link w:val="Heading6"/>
     <w:uiPriority w:val="9"/>
     <w:semiHidden/>
-    <w:rsid w:val="00FC693F"/>
     <w:rPr>
       <w:rFonts w:asciiTheme="majorHAnsi" w:eastAsiaTheme="majorEastAsia" w:hAnsiTheme="majorHAnsi" w:cstheme="majorBidi"/>
       <w:i/>
@@ -3486,7 +3700,6 @@
     <w:link w:val="Heading7"/>
     <w:uiPriority w:val="9"/>
     <w:semiHidden/>
-    <w:rsid w:val="00FC693F"/>
     <w:rPr>
       <w:rFonts w:asciiTheme="majorHAnsi" w:eastAsiaTheme="majorEastAsia" w:hAnsiTheme="majorHAnsi" w:cstheme="majorBidi"/>
       <w:i/>
@@ -3500,7 +3713,6 @@
     <w:link w:val="Heading8"/>
     <w:uiPriority w:val="9"/>
     <w:semiHidden/>
-    <w:rsid w:val="00FC693F"/>
     <w:rPr>
       <w:rFonts w:asciiTheme="majorHAnsi" w:eastAsiaTheme="majorEastAsia" w:hAnsiTheme="majorHAnsi" w:cstheme="majorBidi"/>
       <w:color w:val="4F81BD" w:themeColor="accent1"/>
@@ -3514,7 +3726,6 @@
     <w:link w:val="Heading9"/>
     <w:uiPriority w:val="9"/>
     <w:semiHidden/>
-    <w:rsid w:val="00FC693F"/>
     <w:rPr>
       <w:rFonts w:asciiTheme="majorHAnsi" w:eastAsiaTheme="majorEastAsia" w:hAnsiTheme="majorHAnsi" w:cstheme="majorBidi"/>
       <w:i/>
@@ -3532,7 +3743,6 @@
     <w:semiHidden/>
     <w:unhideWhenUsed/>
     <w:qFormat/>
-    <w:rsid w:val="00FC693F"/>
     <w:pPr>
       <w:spacing w:line="240" w:lineRule="auto"/>
     </w:pPr>
@@ -3549,7 +3759,6 @@
     <w:basedOn w:val="DefaultParagraphFont"/>
     <w:uiPriority w:val="22"/>
     <w:qFormat/>
-    <w:rsid w:val="00FC693F"/>
     <w:rPr>
       <w:b/>
       <w:bCs/>
@@ -3560,7 +3769,6 @@
     <w:basedOn w:val="DefaultParagraphFont"/>
     <w:uiPriority w:val="20"/>
     <w:qFormat/>
-    <w:rsid w:val="00FC693F"/>
     <w:rPr>
       <w:i/>
       <w:iCs/>
@@ -3573,7 +3781,6 @@
     <w:link w:val="IntenseQuoteChar"/>
     <w:uiPriority w:val="30"/>
     <w:qFormat/>
-    <w:rsid w:val="00FC693F"/>
     <w:pPr>
       <w:pBdr>
         <w:bottom w:val="single" w:sz="4" w:space="4" w:color="4F81BD" w:themeColor="accent1"/>
@@ -3594,7 +3801,6 @@
     <w:basedOn w:val="DefaultParagraphFont"/>
     <w:link w:val="IntenseQuote"/>
     <w:uiPriority w:val="30"/>
-    <w:rsid w:val="00FC693F"/>
     <w:rPr>
       <w:b/>
       <w:bCs/>
@@ -3608,7 +3814,6 @@
     <w:basedOn w:val="DefaultParagraphFont"/>
     <w:uiPriority w:val="19"/>
     <w:qFormat/>
-    <w:rsid w:val="00FC693F"/>
     <w:rPr>
       <w:i/>
       <w:iCs/>
@@ -3620,7 +3825,6 @@
     <w:basedOn w:val="DefaultParagraphFont"/>
     <w:uiPriority w:val="21"/>
     <w:qFormat/>
-    <w:rsid w:val="00FC693F"/>
     <w:rPr>
       <w:b/>
       <w:bCs/>
@@ -3634,7 +3838,6 @@
     <w:basedOn w:val="DefaultParagraphFont"/>
     <w:uiPriority w:val="31"/>
     <w:qFormat/>
-    <w:rsid w:val="00FC693F"/>
     <w:rPr>
       <w:smallCaps/>
       <w:color w:val="C0504D" w:themeColor="accent2"/>
@@ -3646,7 +3849,6 @@
     <w:basedOn w:val="DefaultParagraphFont"/>
     <w:uiPriority w:val="32"/>
     <w:qFormat/>
-    <w:rsid w:val="00FC693F"/>
     <w:rPr>
       <w:b/>
       <w:bCs/>
@@ -3661,7 +3863,6 @@
     <w:basedOn w:val="DefaultParagraphFont"/>
     <w:uiPriority w:val="33"/>
     <w:qFormat/>
-    <w:rsid w:val="00FC693F"/>
     <w:rPr>
       <w:b/>
       <w:bCs/>
@@ -3677,7 +3878,6 @@
     <w:semiHidden/>
     <w:unhideWhenUsed/>
     <w:qFormat/>
-    <w:rsid w:val="00FC693F"/>
     <w:pPr>
       <w:outlineLvl w:val="9"/>
     </w:pPr>
@@ -3686,7 +3886,6 @@
     <w:name w:val="Table Grid"/>
     <w:basedOn w:val="TableNormal"/>
     <w:uiPriority w:val="59"/>
-    <w:rsid w:val="00FC693F"/>
     <w:pPr>
       <w:spacing w:after="0" w:line="240" w:lineRule="auto"/>
     </w:pPr>
@@ -3712,7 +3911,6 @@
     <w:name w:val="Light Shading"/>
     <w:basedOn w:val="TableNormal"/>
     <w:uiPriority w:val="60"/>
-    <w:rsid w:val="00FC693F"/>
     <w:pPr>
       <w:spacing w:after="0" w:line="240" w:lineRule="auto"/>
     </w:pPr>
@@ -3815,7 +4013,6 @@
     <w:name w:val="Light Shading Accent 1"/>
     <w:basedOn w:val="TableNormal"/>
     <w:uiPriority w:val="60"/>
-    <w:rsid w:val="00FC693F"/>
     <w:pPr>
       <w:spacing w:after="0" w:line="240" w:lineRule="auto"/>
     </w:pPr>
@@ -3918,7 +4115,6 @@
     <w:name w:val="Light Shading Accent 2"/>
     <w:basedOn w:val="TableNormal"/>
     <w:uiPriority w:val="60"/>
-    <w:rsid w:val="00FC693F"/>
     <w:pPr>
       <w:spacing w:after="0" w:line="240" w:lineRule="auto"/>
     </w:pPr>
@@ -4021,7 +4217,6 @@
     <w:name w:val="Light Shading Accent 3"/>
     <w:basedOn w:val="TableNormal"/>
     <w:uiPriority w:val="60"/>
-    <w:rsid w:val="00FC693F"/>
     <w:pPr>
       <w:spacing w:after="0" w:line="240" w:lineRule="auto"/>
     </w:pPr>
@@ -4124,7 +4319,6 @@
     <w:name w:val="Light Shading Accent 4"/>
     <w:basedOn w:val="TableNormal"/>
     <w:uiPriority w:val="60"/>
-    <w:rsid w:val="00FC693F"/>
     <w:pPr>
       <w:spacing w:after="0" w:line="240" w:lineRule="auto"/>
     </w:pPr>
@@ -4227,7 +4421,6 @@
     <w:name w:val="Light Shading Accent 5"/>
     <w:basedOn w:val="TableNormal"/>
     <w:uiPriority w:val="60"/>
-    <w:rsid w:val="00FC693F"/>
     <w:pPr>
       <w:spacing w:after="0" w:line="240" w:lineRule="auto"/>
     </w:pPr>
@@ -4330,7 +4523,6 @@
     <w:name w:val="Light Shading Accent 6"/>
     <w:basedOn w:val="TableNormal"/>
     <w:uiPriority w:val="60"/>
-    <w:rsid w:val="00FC693F"/>
     <w:pPr>
       <w:spacing w:after="0" w:line="240" w:lineRule="auto"/>
     </w:pPr>
@@ -4433,7 +4625,6 @@
     <w:name w:val="Light List"/>
     <w:basedOn w:val="TableNormal"/>
     <w:uiPriority w:val="61"/>
-    <w:rsid w:val="00FC693F"/>
     <w:pPr>
       <w:spacing w:after="0" w:line="240" w:lineRule="auto"/>
     </w:pPr>
@@ -4525,7 +4716,6 @@
     <w:name w:val="Light List Accent 1"/>
     <w:basedOn w:val="TableNormal"/>
     <w:uiPriority w:val="61"/>
-    <w:rsid w:val="00FC693F"/>
     <w:pPr>
       <w:spacing w:after="0" w:line="240" w:lineRule="auto"/>
     </w:pPr>
@@ -4617,7 +4807,6 @@
     <w:name w:val="Light List Accent 2"/>
     <w:basedOn w:val="TableNormal"/>
     <w:uiPriority w:val="61"/>
-    <w:rsid w:val="00CB0664"/>
     <w:pPr>
       <w:spacing w:after="0" w:line="240" w:lineRule="auto"/>
     </w:pPr>
@@ -4709,7 +4898,6 @@
     <w:name w:val="Light List Accent 3"/>
     <w:basedOn w:val="TableNormal"/>
     <w:uiPriority w:val="61"/>
-    <w:rsid w:val="00CB0664"/>
     <w:pPr>
       <w:spacing w:after="0" w:line="240" w:lineRule="auto"/>
     </w:pPr>
@@ -4801,7 +4989,6 @@
     <w:name w:val="Light List Accent 4"/>
     <w:basedOn w:val="TableNormal"/>
     <w:uiPriority w:val="61"/>
-    <w:rsid w:val="00CB0664"/>
     <w:pPr>
       <w:spacing w:after="0" w:line="240" w:lineRule="auto"/>
     </w:pPr>
@@ -4893,7 +5080,6 @@
     <w:name w:val="Light List Accent 5"/>
     <w:basedOn w:val="TableNormal"/>
     <w:uiPriority w:val="61"/>
-    <w:rsid w:val="00CB0664"/>
     <w:pPr>
       <w:spacing w:after="0" w:line="240" w:lineRule="auto"/>
     </w:pPr>
@@ -4985,7 +5171,6 @@
     <w:name w:val="Light List Accent 6"/>
     <w:basedOn w:val="TableNormal"/>
     <w:uiPriority w:val="61"/>
-    <w:rsid w:val="00CB0664"/>
     <w:pPr>
       <w:spacing w:after="0" w:line="240" w:lineRule="auto"/>
     </w:pPr>
@@ -5077,7 +5262,6 @@
     <w:name w:val="Light Grid"/>
     <w:basedOn w:val="TableNormal"/>
     <w:uiPriority w:val="62"/>
-    <w:rsid w:val="00CB0664"/>
     <w:pPr>
       <w:spacing w:after="0" w:line="240" w:lineRule="auto"/>
     </w:pPr>
@@ -5207,7 +5391,6 @@
     <w:name w:val="Light Grid Accent 1"/>
     <w:basedOn w:val="TableNormal"/>
     <w:uiPriority w:val="62"/>
-    <w:rsid w:val="00CB0664"/>
     <w:pPr>
       <w:spacing w:after="0" w:line="240" w:lineRule="auto"/>
     </w:pPr>
@@ -5337,7 +5520,6 @@
     <w:name w:val="Light Grid Accent 2"/>
     <w:basedOn w:val="TableNormal"/>
     <w:uiPriority w:val="62"/>
-    <w:rsid w:val="00CB0664"/>
     <w:pPr>
       <w:spacing w:after="0" w:line="240" w:lineRule="auto"/>
     </w:pPr>
@@ -5467,7 +5649,6 @@
     <w:name w:val="Light Grid Accent 3"/>
     <w:basedOn w:val="TableNormal"/>
     <w:uiPriority w:val="62"/>
-    <w:rsid w:val="00CB0664"/>
     <w:pPr>
       <w:spacing w:after="0" w:line="240" w:lineRule="auto"/>
     </w:pPr>
@@ -5597,7 +5778,6 @@
     <w:name w:val="Light Grid Accent 4"/>
     <w:basedOn w:val="TableNormal"/>
     <w:uiPriority w:val="62"/>
-    <w:rsid w:val="00CB0664"/>
     <w:pPr>
       <w:spacing w:after="0" w:line="240" w:lineRule="auto"/>
     </w:pPr>
@@ -5727,7 +5907,6 @@
     <w:name w:val="Light Grid Accent 5"/>
     <w:basedOn w:val="TableNormal"/>
     <w:uiPriority w:val="62"/>
-    <w:rsid w:val="00CB0664"/>
     <w:pPr>
       <w:spacing w:after="0" w:line="240" w:lineRule="auto"/>
     </w:pPr>
@@ -5857,7 +6036,6 @@
     <w:name w:val="Light Grid Accent 6"/>
     <w:basedOn w:val="TableNormal"/>
     <w:uiPriority w:val="62"/>
-    <w:rsid w:val="00CB0664"/>
     <w:pPr>
       <w:spacing w:after="0" w:line="240" w:lineRule="auto"/>
     </w:pPr>
@@ -5987,7 +6165,6 @@
     <w:name w:val="Medium Shading 1"/>
     <w:basedOn w:val="TableNormal"/>
     <w:uiPriority w:val="63"/>
-    <w:rsid w:val="00CB0664"/>
     <w:pPr>
       <w:spacing w:after="0" w:line="240" w:lineRule="auto"/>
     </w:pPr>
@@ -6093,7 +6270,6 @@
     <w:name w:val="Medium Shading 1 Accent 1"/>
     <w:basedOn w:val="TableNormal"/>
     <w:uiPriority w:val="63"/>
-    <w:rsid w:val="00CB0664"/>
     <w:pPr>
       <w:spacing w:after="0" w:line="240" w:lineRule="auto"/>
     </w:pPr>
@@ -6199,7 +6375,6 @@
     <w:name w:val="Medium Shading 1 Accent 2"/>
     <w:basedOn w:val="TableNormal"/>
     <w:uiPriority w:val="63"/>
-    <w:rsid w:val="00CB0664"/>
     <w:pPr>
       <w:spacing w:after="0" w:line="240" w:lineRule="auto"/>
     </w:pPr>
@@ -6305,7 +6480,6 @@
     <w:name w:val="Medium Shading 1 Accent 3"/>
     <w:basedOn w:val="TableNormal"/>
     <w:uiPriority w:val="63"/>
-    <w:rsid w:val="00CB0664"/>
     <w:pPr>
       <w:spacing w:after="0" w:line="240" w:lineRule="auto"/>
     </w:pPr>
@@ -6411,7 +6585,6 @@
     <w:name w:val="Medium Shading 1 Accent 4"/>
     <w:basedOn w:val="TableNormal"/>
     <w:uiPriority w:val="63"/>
-    <w:rsid w:val="00CB0664"/>
     <w:pPr>
       <w:spacing w:after="0" w:line="240" w:lineRule="auto"/>
     </w:pPr>
@@ -6517,7 +6690,6 @@
     <w:name w:val="Medium Shading 1 Accent 5"/>
     <w:basedOn w:val="TableNormal"/>
     <w:uiPriority w:val="63"/>
-    <w:rsid w:val="00CB0664"/>
     <w:pPr>
       <w:spacing w:after="0" w:line="240" w:lineRule="auto"/>
     </w:pPr>
@@ -6623,7 +6795,6 @@
     <w:name w:val="Medium Shading 1 Accent 6"/>
     <w:basedOn w:val="TableNormal"/>
     <w:uiPriority w:val="63"/>
-    <w:rsid w:val="00CB0664"/>
     <w:pPr>
       <w:spacing w:after="0" w:line="240" w:lineRule="auto"/>
     </w:pPr>
@@ -6729,7 +6900,6 @@
     <w:name w:val="Medium Shading 2"/>
     <w:basedOn w:val="TableNormal"/>
     <w:uiPriority w:val="64"/>
-    <w:rsid w:val="00CB0664"/>
     <w:pPr>
       <w:spacing w:after="0" w:line="240" w:lineRule="auto"/>
     </w:pPr>
@@ -6878,7 +7048,6 @@
     <w:name w:val="Medium Shading 2 Accent 1"/>
     <w:basedOn w:val="TableNormal"/>
     <w:uiPriority w:val="64"/>
-    <w:rsid w:val="00CB0664"/>
     <w:pPr>
       <w:spacing w:after="0" w:line="240" w:lineRule="auto"/>
     </w:pPr>
@@ -7027,7 +7196,6 @@
     <w:name w:val="Medium Shading 2 Accent 2"/>
     <w:basedOn w:val="TableNormal"/>
     <w:uiPriority w:val="64"/>
-    <w:rsid w:val="00CB0664"/>
     <w:pPr>
       <w:spacing w:after="0" w:line="240" w:lineRule="auto"/>
     </w:pPr>
@@ -7176,7 +7344,6 @@
     <w:name w:val="Medium Shading 2 Accent 3"/>
     <w:basedOn w:val="TableNormal"/>
     <w:uiPriority w:val="64"/>
-    <w:rsid w:val="00CB0664"/>
     <w:pPr>
       <w:spacing w:after="0" w:line="240" w:lineRule="auto"/>
     </w:pPr>
@@ -7325,7 +7492,6 @@
     <w:name w:val="Medium Shading 2 Accent 4"/>
     <w:basedOn w:val="TableNormal"/>
     <w:uiPriority w:val="64"/>
-    <w:rsid w:val="00CB0664"/>
     <w:pPr>
       <w:spacing w:after="0" w:line="240" w:lineRule="auto"/>
     </w:pPr>
@@ -7474,7 +7640,6 @@
     <w:name w:val="Medium Shading 2 Accent 5"/>
     <w:basedOn w:val="TableNormal"/>
     <w:uiPriority w:val="64"/>
-    <w:rsid w:val="00CB0664"/>
     <w:pPr>
       <w:spacing w:after="0" w:line="240" w:lineRule="auto"/>
     </w:pPr>
@@ -7623,7 +7788,6 @@
     <w:name w:val="Medium Shading 2 Accent 6"/>
     <w:basedOn w:val="TableNormal"/>
     <w:uiPriority w:val="64"/>
-    <w:rsid w:val="00CB0664"/>
     <w:pPr>
       <w:spacing w:after="0" w:line="240" w:lineRule="auto"/>
     </w:pPr>
@@ -7772,7 +7936,6 @@
     <w:name w:val="Medium List 1"/>
     <w:basedOn w:val="TableNormal"/>
     <w:uiPriority w:val="65"/>
-    <w:rsid w:val="00CB0664"/>
     <w:pPr>
       <w:spacing w:after="0" w:line="240" w:lineRule="auto"/>
     </w:pPr>
@@ -7856,7 +8019,6 @@
     <w:name w:val="Medium List 1 Accent 1"/>
     <w:basedOn w:val="TableNormal"/>
     <w:uiPriority w:val="65"/>
-    <w:rsid w:val="00CB0664"/>
     <w:pPr>
       <w:spacing w:after="0" w:line="240" w:lineRule="auto"/>
     </w:pPr>
@@ -7940,7 +8102,6 @@
     <w:name w:val="Medium List 1 Accent 2"/>
     <w:basedOn w:val="TableNormal"/>
     <w:uiPriority w:val="65"/>
-    <w:rsid w:val="00CB0664"/>
     <w:pPr>
       <w:spacing w:after="0" w:line="240" w:lineRule="auto"/>
     </w:pPr>
@@ -8024,7 +8185,6 @@
     <w:name w:val="Medium List 1 Accent 3"/>
     <w:basedOn w:val="TableNormal"/>
     <w:uiPriority w:val="65"/>
-    <w:rsid w:val="00CB0664"/>
     <w:pPr>
       <w:spacing w:after="0" w:line="240" w:lineRule="auto"/>
     </w:pPr>
@@ -8108,7 +8268,6 @@
     <w:name w:val="Medium List 1 Accent 4"/>
     <w:basedOn w:val="TableNormal"/>
     <w:uiPriority w:val="65"/>
-    <w:rsid w:val="00CB0664"/>
     <w:pPr>
       <w:spacing w:after="0" w:line="240" w:lineRule="auto"/>
     </w:pPr>
@@ -8192,7 +8351,6 @@
     <w:name w:val="Medium List 1 Accent 5"/>
     <w:basedOn w:val="TableNormal"/>
     <w:uiPriority w:val="65"/>
-    <w:rsid w:val="00CB0664"/>
     <w:pPr>
       <w:spacing w:after="0" w:line="240" w:lineRule="auto"/>
     </w:pPr>
@@ -8276,7 +8434,6 @@
     <w:name w:val="Medium List 1 Accent 6"/>
     <w:basedOn w:val="TableNormal"/>
     <w:uiPriority w:val="65"/>
-    <w:rsid w:val="00CB0664"/>
     <w:pPr>
       <w:spacing w:after="0" w:line="240" w:lineRule="auto"/>
     </w:pPr>
@@ -8360,7 +8517,6 @@
     <w:name w:val="Medium List 2"/>
     <w:basedOn w:val="TableNormal"/>
     <w:uiPriority w:val="66"/>
-    <w:rsid w:val="00CB0664"/>
     <w:pPr>
       <w:spacing w:after="0" w:line="240" w:lineRule="auto"/>
     </w:pPr>
@@ -8488,7 +8644,6 @@
     <w:name w:val="Medium List 2 Accent 1"/>
     <w:basedOn w:val="TableNormal"/>
     <w:uiPriority w:val="66"/>
-    <w:rsid w:val="00CB0664"/>
     <w:pPr>
       <w:spacing w:after="0" w:line="240" w:lineRule="auto"/>
     </w:pPr>
@@ -8616,7 +8771,6 @@
     <w:name w:val="Medium List 2 Accent 2"/>
     <w:basedOn w:val="TableNormal"/>
     <w:uiPriority w:val="66"/>
-    <w:rsid w:val="00CB0664"/>
     <w:pPr>
       <w:spacing w:after="0" w:line="240" w:lineRule="auto"/>
     </w:pPr>
@@ -8744,7 +8898,6 @@
     <w:name w:val="Medium List 2 Accent 3"/>
     <w:basedOn w:val="TableNormal"/>
     <w:uiPriority w:val="66"/>
-    <w:rsid w:val="00CB0664"/>
     <w:pPr>
       <w:spacing w:after="0" w:line="240" w:lineRule="auto"/>
     </w:pPr>
@@ -8872,7 +9025,6 @@
     <w:name w:val="Medium List 2 Accent 4"/>
     <w:basedOn w:val="TableNormal"/>
     <w:uiPriority w:val="66"/>
-    <w:rsid w:val="00CB0664"/>
     <w:pPr>
       <w:spacing w:after="0" w:line="240" w:lineRule="auto"/>
     </w:pPr>
@@ -9000,7 +9152,6 @@
     <w:name w:val="Medium List 2 Accent 5"/>
     <w:basedOn w:val="TableNormal"/>
     <w:uiPriority w:val="66"/>
-    <w:rsid w:val="00CB0664"/>
     <w:pPr>
       <w:spacing w:after="0" w:line="240" w:lineRule="auto"/>
     </w:pPr>
@@ -9128,7 +9279,6 @@
     <w:name w:val="Medium List 2 Accent 6"/>
     <w:basedOn w:val="TableNormal"/>
     <w:uiPriority w:val="66"/>
-    <w:rsid w:val="00CB0664"/>
     <w:pPr>
       <w:spacing w:after="0" w:line="240" w:lineRule="auto"/>
     </w:pPr>
@@ -9256,7 +9406,6 @@
     <w:name w:val="Medium Grid 1"/>
     <w:basedOn w:val="TableNormal"/>
     <w:uiPriority w:val="67"/>
-    <w:rsid w:val="00CB0664"/>
     <w:pPr>
       <w:spacing w:after="0" w:line="240" w:lineRule="auto"/>
     </w:pPr>
@@ -9329,7 +9478,6 @@
     <w:name w:val="Medium Grid 1 Accent 1"/>
     <w:basedOn w:val="TableNormal"/>
     <w:uiPriority w:val="67"/>
-    <w:rsid w:val="00CB0664"/>
     <w:pPr>
       <w:spacing w:after="0" w:line="240" w:lineRule="auto"/>
     </w:pPr>
@@ -9402,7 +9550,6 @@
     <w:name w:val="Medium Grid 1 Accent 2"/>
     <w:basedOn w:val="TableNormal"/>
     <w:uiPriority w:val="67"/>
-    <w:rsid w:val="00CB0664"/>
     <w:pPr>
       <w:spacing w:after="0" w:line="240" w:lineRule="auto"/>
     </w:pPr>
@@ -9475,7 +9622,6 @@
     <w:name w:val="Medium Grid 1 Accent 3"/>
     <w:basedOn w:val="TableNormal"/>
     <w:uiPriority w:val="67"/>
-    <w:rsid w:val="00CB0664"/>
     <w:pPr>
       <w:spacing w:after="0" w:line="240" w:lineRule="auto"/>
     </w:pPr>
@@ -9548,7 +9694,6 @@
     <w:name w:val="Medium Grid 1 Accent 4"/>
     <w:basedOn w:val="TableNormal"/>
     <w:uiPriority w:val="67"/>
-    <w:rsid w:val="00CB0664"/>
     <w:pPr>
       <w:spacing w:after="0" w:line="240" w:lineRule="auto"/>
     </w:pPr>
@@ -9621,7 +9766,6 @@
     <w:name w:val="Medium Grid 1 Accent 5"/>
     <w:basedOn w:val="TableNormal"/>
     <w:uiPriority w:val="67"/>
-    <w:rsid w:val="00CB0664"/>
     <w:pPr>
       <w:spacing w:after="0" w:line="240" w:lineRule="auto"/>
     </w:pPr>
@@ -9694,7 +9838,6 @@
     <w:name w:val="Medium Grid 1 Accent 6"/>
     <w:basedOn w:val="TableNormal"/>
     <w:uiPriority w:val="67"/>
-    <w:rsid w:val="00CB0664"/>
     <w:pPr>
       <w:spacing w:after="0" w:line="240" w:lineRule="auto"/>
     </w:pPr>
@@ -9767,7 +9910,6 @@
     <w:name w:val="Medium Grid 2"/>
     <w:basedOn w:val="TableNormal"/>
     <w:uiPriority w:val="68"/>
-    <w:rsid w:val="00CB0664"/>
     <w:pPr>
       <w:spacing w:after="0" w:line="240" w:lineRule="auto"/>
     </w:pPr>
@@ -9892,7 +10034,6 @@
     <w:name w:val="Medium Grid 2 Accent 1"/>
     <w:basedOn w:val="TableNormal"/>
     <w:uiPriority w:val="68"/>
-    <w:rsid w:val="00CB0664"/>
     <w:pPr>
       <w:spacing w:after="0" w:line="240" w:lineRule="auto"/>
     </w:pPr>
@@ -10017,7 +10158,6 @@
     <w:name w:val="Medium Grid 2 Accent 2"/>
     <w:basedOn w:val="TableNormal"/>
     <w:uiPriority w:val="68"/>
-    <w:rsid w:val="00CB0664"/>
     <w:pPr>
       <w:spacing w:after="0" w:line="240" w:lineRule="auto"/>
     </w:pPr>
@@ -10142,7 +10282,6 @@
     <w:name w:val="Medium Grid 2 Accent 3"/>
     <w:basedOn w:val="TableNormal"/>
     <w:uiPriority w:val="68"/>
-    <w:rsid w:val="00CB0664"/>
     <w:pPr>
       <w:spacing w:after="0" w:line="240" w:lineRule="auto"/>
     </w:pPr>
@@ -10267,7 +10406,6 @@
     <w:name w:val="Medium Grid 2 Accent 4"/>
     <w:basedOn w:val="TableNormal"/>
     <w:uiPriority w:val="68"/>
-    <w:rsid w:val="00CB0664"/>
     <w:pPr>
       <w:spacing w:after="0" w:line="240" w:lineRule="auto"/>
     </w:pPr>
@@ -10392,7 +10530,6 @@
     <w:name w:val="Medium Grid 2 Accent 5"/>
     <w:basedOn w:val="TableNormal"/>
     <w:uiPriority w:val="68"/>
-    <w:rsid w:val="00CB0664"/>
     <w:pPr>
       <w:spacing w:after="0" w:line="240" w:lineRule="auto"/>
     </w:pPr>
@@ -10517,7 +10654,6 @@
     <w:name w:val="Medium Grid 2 Accent 6"/>
     <w:basedOn w:val="TableNormal"/>
     <w:uiPriority w:val="68"/>
-    <w:rsid w:val="00CB0664"/>
     <w:pPr>
       <w:spacing w:after="0" w:line="240" w:lineRule="auto"/>
     </w:pPr>
@@ -10642,7 +10778,6 @@
     <w:name w:val="Medium Grid 3"/>
     <w:basedOn w:val="TableNormal"/>
     <w:uiPriority w:val="69"/>
-    <w:rsid w:val="00CB0664"/>
     <w:pPr>
       <w:spacing w:after="0" w:line="240" w:lineRule="auto"/>
     </w:pPr>
@@ -10783,7 +10918,6 @@
     <w:name w:val="Medium Grid 3 Accent 1"/>
     <w:basedOn w:val="TableNormal"/>
     <w:uiPriority w:val="69"/>
-    <w:rsid w:val="00CB0664"/>
     <w:pPr>
       <w:spacing w:after="0" w:line="240" w:lineRule="auto"/>
     </w:pPr>
@@ -10924,7 +11058,6 @@
     <w:name w:val="Medium Grid 3 Accent 2"/>
     <w:basedOn w:val="TableNormal"/>
     <w:uiPriority w:val="69"/>
-    <w:rsid w:val="00CB0664"/>
     <w:pPr>
       <w:spacing w:after="0" w:line="240" w:lineRule="auto"/>
     </w:pPr>
@@ -11065,7 +11198,6 @@
     <w:name w:val="Medium Grid 3 Accent 3"/>
     <w:basedOn w:val="TableNormal"/>
     <w:uiPriority w:val="69"/>
-    <w:rsid w:val="00CB0664"/>
     <w:pPr>
       <w:spacing w:after="0" w:line="240" w:lineRule="auto"/>
     </w:pPr>
@@ -11206,7 +11338,6 @@
     <w:name w:val="Medium Grid 3 Accent 4"/>
     <w:basedOn w:val="TableNormal"/>
     <w:uiPriority w:val="69"/>
-    <w:rsid w:val="00CB0664"/>
     <w:pPr>
       <w:spacing w:after="0" w:line="240" w:lineRule="auto"/>
     </w:pPr>
@@ -11347,7 +11478,6 @@
     <w:name w:val="Medium Grid 3 Accent 5"/>
     <w:basedOn w:val="TableNormal"/>
     <w:uiPriority w:val="69"/>
-    <w:rsid w:val="00CB0664"/>
     <w:pPr>
       <w:spacing w:after="0" w:line="240" w:lineRule="auto"/>
     </w:pPr>
@@ -11488,7 +11618,6 @@
     <w:name w:val="Medium Grid 3 Accent 6"/>
     <w:basedOn w:val="TableNormal"/>
     <w:uiPriority w:val="69"/>
-    <w:rsid w:val="00CB0664"/>
     <w:pPr>
       <w:spacing w:after="0" w:line="240" w:lineRule="auto"/>
     </w:pPr>
@@ -11629,7 +11758,6 @@
     <w:name w:val="Dark List"/>
     <w:basedOn w:val="TableNormal"/>
     <w:uiPriority w:val="70"/>
-    <w:rsid w:val="00CB0664"/>
     <w:pPr>
       <w:spacing w:after="0" w:line="240" w:lineRule="auto"/>
     </w:pPr>
@@ -11743,7 +11871,6 @@
     <w:name w:val="Dark List Accent 1"/>
     <w:basedOn w:val="TableNormal"/>
     <w:uiPriority w:val="70"/>
-    <w:rsid w:val="00CB0664"/>
     <w:pPr>
       <w:spacing w:after="0" w:line="240" w:lineRule="auto"/>
     </w:pPr>
@@ -11857,7 +11984,6 @@
     <w:name w:val="Dark List Accent 2"/>
     <w:basedOn w:val="TableNormal"/>
     <w:uiPriority w:val="70"/>
-    <w:rsid w:val="00CB0664"/>
     <w:pPr>
       <w:spacing w:after="0" w:line="240" w:lineRule="auto"/>
     </w:pPr>
@@ -11971,7 +12097,6 @@
     <w:name w:val="Dark List Accent 3"/>
     <w:basedOn w:val="TableNormal"/>
     <w:uiPriority w:val="70"/>
-    <w:rsid w:val="00CB0664"/>
     <w:pPr>
       <w:spacing w:after="0" w:line="240" w:lineRule="auto"/>
     </w:pPr>
@@ -12085,7 +12210,6 @@
     <w:name w:val="Dark List Accent 4"/>
     <w:basedOn w:val="TableNormal"/>
     <w:uiPriority w:val="70"/>
-    <w:rsid w:val="00CB0664"/>
     <w:pPr>
       <w:spacing w:after="0" w:line="240" w:lineRule="auto"/>
     </w:pPr>
@@ -12199,7 +12323,6 @@
     <w:name w:val="Dark List Accent 5"/>
     <w:basedOn w:val="TableNormal"/>
     <w:uiPriority w:val="70"/>
-    <w:rsid w:val="00CB0664"/>
     <w:pPr>
       <w:spacing w:after="0" w:line="240" w:lineRule="auto"/>
     </w:pPr>
@@ -12313,7 +12436,6 @@
     <w:name w:val="Dark List Accent 6"/>
     <w:basedOn w:val="TableNormal"/>
     <w:uiPriority w:val="70"/>
-    <w:rsid w:val="00CB0664"/>
     <w:pPr>
       <w:spacing w:after="0" w:line="240" w:lineRule="auto"/>
     </w:pPr>
@@ -12427,7 +12549,6 @@
     <w:name w:val="Colorful Shading"/>
     <w:basedOn w:val="TableNormal"/>
     <w:uiPriority w:val="71"/>
-    <w:rsid w:val="00CB0664"/>
     <w:pPr>
       <w:spacing w:after="0" w:line="240" w:lineRule="auto"/>
     </w:pPr>
@@ -12549,7 +12670,6 @@
     <w:name w:val="Colorful Shading Accent 1"/>
     <w:basedOn w:val="TableNormal"/>
     <w:uiPriority w:val="71"/>
-    <w:rsid w:val="00CB0664"/>
     <w:pPr>
       <w:spacing w:after="0" w:line="240" w:lineRule="auto"/>
     </w:pPr>
@@ -12671,7 +12791,6 @@
     <w:name w:val="Colorful Shading Accent 2"/>
     <w:basedOn w:val="TableNormal"/>
     <w:uiPriority w:val="71"/>
-    <w:rsid w:val="00CB0664"/>
     <w:pPr>
       <w:spacing w:after="0" w:line="240" w:lineRule="auto"/>
     </w:pPr>
@@ -12793,7 +12912,6 @@
     <w:name w:val="Colorful Shading Accent 3"/>
     <w:basedOn w:val="TableNormal"/>
     <w:uiPriority w:val="71"/>
-    <w:rsid w:val="00CB0664"/>
     <w:pPr>
       <w:spacing w:after="0" w:line="240" w:lineRule="auto"/>
     </w:pPr>
@@ -12905,7 +13023,6 @@
     <w:name w:val="Colorful Shading Accent 4"/>
     <w:basedOn w:val="TableNormal"/>
     <w:uiPriority w:val="71"/>
-    <w:rsid w:val="00CB0664"/>
     <w:pPr>
       <w:spacing w:after="0" w:line="240" w:lineRule="auto"/>
     </w:pPr>
@@ -13027,7 +13144,6 @@
     <w:name w:val="Colorful Shading Accent 5"/>
     <w:basedOn w:val="TableNormal"/>
     <w:uiPriority w:val="71"/>
-    <w:rsid w:val="00CB0664"/>
     <w:pPr>
       <w:spacing w:after="0" w:line="240" w:lineRule="auto"/>
     </w:pPr>
@@ -13149,7 +13265,6 @@
     <w:name w:val="Colorful Shading Accent 6"/>
     <w:basedOn w:val="TableNormal"/>
     <w:uiPriority w:val="71"/>
-    <w:rsid w:val="00CB0664"/>
     <w:pPr>
       <w:spacing w:after="0" w:line="240" w:lineRule="auto"/>
     </w:pPr>
@@ -13271,7 +13386,6 @@
     <w:name w:val="Colorful List"/>
     <w:basedOn w:val="TableNormal"/>
     <w:uiPriority w:val="72"/>
-    <w:rsid w:val="00CB0664"/>
     <w:pPr>
       <w:spacing w:after="0" w:line="240" w:lineRule="auto"/>
     </w:pPr>
@@ -13357,7 +13471,6 @@
     <w:name w:val="Colorful List Accent 1"/>
     <w:basedOn w:val="TableNormal"/>
     <w:uiPriority w:val="72"/>
-    <w:rsid w:val="00CB0664"/>
     <w:pPr>
       <w:spacing w:after="0" w:line="240" w:lineRule="auto"/>
     </w:pPr>
@@ -13443,7 +13556,6 @@
     <w:name w:val="Colorful List Accent 2"/>
     <w:basedOn w:val="TableNormal"/>
     <w:uiPriority w:val="72"/>
-    <w:rsid w:val="00CB0664"/>
     <w:pPr>
       <w:spacing w:after="0" w:line="240" w:lineRule="auto"/>
     </w:pPr>
@@ -13529,7 +13641,6 @@
     <w:name w:val="Colorful List Accent 3"/>
     <w:basedOn w:val="TableNormal"/>
     <w:uiPriority w:val="72"/>
-    <w:rsid w:val="00CB0664"/>
     <w:pPr>
       <w:spacing w:after="0" w:line="240" w:lineRule="auto"/>
     </w:pPr>
@@ -13615,7 +13726,6 @@
     <w:name w:val="Colorful List Accent 4"/>
     <w:basedOn w:val="TableNormal"/>
     <w:uiPriority w:val="72"/>
-    <w:rsid w:val="00CB0664"/>
     <w:pPr>
       <w:spacing w:after="0" w:line="240" w:lineRule="auto"/>
     </w:pPr>
@@ -13701,7 +13811,6 @@
     <w:name w:val="Colorful List Accent 5"/>
     <w:basedOn w:val="TableNormal"/>
     <w:uiPriority w:val="72"/>
-    <w:rsid w:val="00CB0664"/>
     <w:pPr>
       <w:spacing w:after="0" w:line="240" w:lineRule="auto"/>
     </w:pPr>
@@ -13787,7 +13896,6 @@
     <w:name w:val="Colorful List Accent 6"/>
     <w:basedOn w:val="TableNormal"/>
     <w:uiPriority w:val="72"/>
-    <w:rsid w:val="00CB0664"/>
     <w:pPr>
       <w:spacing w:after="0" w:line="240" w:lineRule="auto"/>
     </w:pPr>
@@ -13873,7 +13981,6 @@
     <w:name w:val="Colorful Grid"/>
     <w:basedOn w:val="TableNormal"/>
     <w:uiPriority w:val="73"/>
-    <w:rsid w:val="00CB0664"/>
     <w:pPr>
       <w:spacing w:after="0" w:line="240" w:lineRule="auto"/>
     </w:pPr>
@@ -13953,7 +14060,6 @@
     <w:name w:val="Colorful Grid Accent 1"/>
     <w:basedOn w:val="TableNormal"/>
     <w:uiPriority w:val="73"/>
-    <w:rsid w:val="00CB0664"/>
     <w:pPr>
       <w:spacing w:after="0" w:line="240" w:lineRule="auto"/>
     </w:pPr>
@@ -14033,7 +14139,6 @@
     <w:name w:val="Colorful Grid Accent 2"/>
     <w:basedOn w:val="TableNormal"/>
     <w:uiPriority w:val="73"/>
-    <w:rsid w:val="00CB0664"/>
     <w:pPr>
       <w:spacing w:after="0" w:line="240" w:lineRule="auto"/>
     </w:pPr>
@@ -14113,7 +14218,6 @@
     <w:name w:val="Colorful Grid Accent 3"/>
     <w:basedOn w:val="TableNormal"/>
     <w:uiPriority w:val="73"/>
-    <w:rsid w:val="00CB0664"/>
     <w:pPr>
       <w:spacing w:after="0" w:line="240" w:lineRule="auto"/>
     </w:pPr>
@@ -14193,7 +14297,6 @@
     <w:name w:val="Colorful Grid Accent 4"/>
     <w:basedOn w:val="TableNormal"/>
     <w:uiPriority w:val="73"/>
-    <w:rsid w:val="00CB0664"/>
     <w:pPr>
       <w:spacing w:after="0" w:line="240" w:lineRule="auto"/>
     </w:pPr>
@@ -14273,7 +14376,6 @@
     <w:name w:val="Colorful Grid Accent 5"/>
     <w:basedOn w:val="TableNormal"/>
     <w:uiPriority w:val="73"/>
-    <w:rsid w:val="00CB0664"/>
     <w:pPr>
       <w:spacing w:after="0" w:line="240" w:lineRule="auto"/>
     </w:pPr>
@@ -14353,7 +14455,6 @@
     <w:name w:val="Colorful Grid Accent 6"/>
     <w:basedOn w:val="TableNormal"/>
     <w:uiPriority w:val="73"/>
-    <w:rsid w:val="00CB0664"/>
     <w:pPr>
       <w:spacing w:after="0" w:line="240" w:lineRule="auto"/>
     </w:pPr>
@@ -14646,7 +14747,6 @@
   <w:style w:type="paragraph" w:default="1" w:styleId="Normal">
     <w:name w:val="Normal"/>
     <w:qFormat/>
-    <w:rsid w:val="00FC693F"/>
   </w:style>
   <w:style w:type="paragraph" w:styleId="Heading1">
     <w:name w:val="heading 1"/>
@@ -14655,7 +14755,6 @@
     <w:link w:val="Heading1Char"/>
     <w:uiPriority w:val="9"/>
     <w:qFormat/>
-    <w:rsid w:val="00FC693F"/>
     <w:pPr>
       <w:keepNext/>
       <w:keepLines/>
@@ -14679,7 +14778,6 @@
     <w:uiPriority w:val="9"/>
     <w:unhideWhenUsed/>
     <w:qFormat/>
-    <w:rsid w:val="00FC693F"/>
     <w:pPr>
       <w:keepNext/>
       <w:keepLines/>
@@ -14703,7 +14801,6 @@
     <w:uiPriority w:val="9"/>
     <w:unhideWhenUsed/>
     <w:qFormat/>
-    <w:rsid w:val="00FC693F"/>
     <w:pPr>
       <w:keepNext/>
       <w:keepLines/>
@@ -14726,7 +14823,6 @@
     <w:semiHidden/>
     <w:unhideWhenUsed/>
     <w:qFormat/>
-    <w:rsid w:val="00FC693F"/>
     <w:pPr>
       <w:keepNext/>
       <w:keepLines/>
@@ -14751,7 +14847,6 @@
     <w:semiHidden/>
     <w:unhideWhenUsed/>
     <w:qFormat/>
-    <w:rsid w:val="00FC693F"/>
     <w:pPr>
       <w:keepNext/>
       <w:keepLines/>
@@ -14772,7 +14867,6 @@
     <w:semiHidden/>
     <w:unhideWhenUsed/>
     <w:qFormat/>
-    <w:rsid w:val="00FC693F"/>
     <w:pPr>
       <w:keepNext/>
       <w:keepLines/>
@@ -14795,7 +14889,6 @@
     <w:semiHidden/>
     <w:unhideWhenUsed/>
     <w:qFormat/>
-    <w:rsid w:val="00FC693F"/>
     <w:pPr>
       <w:keepNext/>
       <w:keepLines/>
@@ -14818,7 +14911,6 @@
     <w:semiHidden/>
     <w:unhideWhenUsed/>
     <w:qFormat/>
-    <w:rsid w:val="00FC693F"/>
     <w:pPr>
       <w:keepNext/>
       <w:keepLines/>
@@ -14841,7 +14933,6 @@
     <w:semiHidden/>
     <w:unhideWhenUsed/>
     <w:qFormat/>
-    <w:rsid w:val="00FC693F"/>
     <w:pPr>
       <w:keepNext/>
       <w:keepLines/>
@@ -14888,7 +14979,6 @@
     <w:name w:val="No Spacing"/>
     <w:uiPriority w:val="1"/>
     <w:qFormat/>
-    <w:rsid w:val="00FC693F"/>
     <w:pPr>
       <w:spacing w:after="0" w:line="240" w:lineRule="auto"/>
     </w:pPr>
@@ -14898,7 +14988,6 @@
     <w:basedOn w:val="DefaultParagraphFont"/>
     <w:link w:val="Heading1"/>
     <w:uiPriority w:val="9"/>
-    <w:rsid w:val="00FC693F"/>
     <w:rPr>
       <w:rFonts w:asciiTheme="majorHAnsi" w:eastAsiaTheme="majorEastAsia" w:hAnsiTheme="majorHAnsi" w:cstheme="majorBidi"/>
       <w:b/>
@@ -14913,7 +15002,6 @@
     <w:basedOn w:val="DefaultParagraphFont"/>
     <w:link w:val="Heading2"/>
     <w:uiPriority w:val="9"/>
-    <w:rsid w:val="00FC693F"/>
     <w:rPr>
       <w:rFonts w:asciiTheme="majorHAnsi" w:eastAsiaTheme="majorEastAsia" w:hAnsiTheme="majorHAnsi" w:cstheme="majorBidi"/>
       <w:b/>
@@ -14928,7 +15016,6 @@
     <w:basedOn w:val="DefaultParagraphFont"/>
     <w:link w:val="Heading3"/>
     <w:uiPriority w:val="9"/>
-    <w:rsid w:val="00FC693F"/>
     <w:rPr>
       <w:rFonts w:asciiTheme="majorHAnsi" w:eastAsiaTheme="majorEastAsia" w:hAnsiTheme="majorHAnsi" w:cstheme="majorBidi"/>
       <w:b/>
@@ -14943,7 +15030,6 @@
     <w:link w:val="TitleChar"/>
     <w:uiPriority w:val="10"/>
     <w:qFormat/>
-    <w:rsid w:val="00FC693F"/>
     <w:pPr>
       <w:pBdr>
         <w:bottom w:val="single" w:sz="8" w:space="4" w:color="4F81BD" w:themeColor="accent1"/>
@@ -14965,7 +15051,6 @@
     <w:basedOn w:val="DefaultParagraphFont"/>
     <w:link w:val="Title"/>
     <w:uiPriority w:val="10"/>
-    <w:rsid w:val="00FC693F"/>
     <w:rPr>
       <w:rFonts w:asciiTheme="majorHAnsi" w:eastAsiaTheme="majorEastAsia" w:hAnsiTheme="majorHAnsi" w:cstheme="majorBidi"/>
       <w:color w:val="17365D" w:themeColor="text2" w:themeShade="BF"/>
@@ -14982,7 +15067,6 @@
     <w:link w:val="SubtitleChar"/>
     <w:uiPriority w:val="11"/>
     <w:qFormat/>
-    <w:rsid w:val="00FC693F"/>
     <w:pPr>
       <w:numPr>
         <w:ilvl w:val="1"/>
@@ -15003,7 +15087,6 @@
     <w:basedOn w:val="DefaultParagraphFont"/>
     <w:link w:val="Subtitle"/>
     <w:uiPriority w:val="11"/>
-    <w:rsid w:val="00FC693F"/>
     <w:rPr>
       <w:rFonts w:asciiTheme="majorHAnsi" w:eastAsiaTheme="majorEastAsia" w:hAnsiTheme="majorHAnsi" w:cstheme="majorBidi"/>
       <w:i/>
@@ -15019,7 +15102,6 @@
     <w:basedOn w:val="Normal"/>
     <w:uiPriority w:val="34"/>
     <w:qFormat/>
-    <w:rsid w:val="00FC693F"/>
     <w:pPr>
       <w:ind w:left="720"/>
       <w:contextualSpacing/>
@@ -15031,7 +15113,6 @@
     <w:link w:val="BodyTextChar"/>
     <w:uiPriority w:val="99"/>
     <w:unhideWhenUsed/>
-    <w:rsid w:val="00AA1D8D"/>
     <w:pPr>
       <w:spacing w:after="120"/>
     </w:pPr>
@@ -15041,7 +15122,6 @@
     <w:basedOn w:val="DefaultParagraphFont"/>
     <w:link w:val="BodyText"/>
     <w:uiPriority w:val="99"/>
-    <w:rsid w:val="00AA1D8D"/>
   </w:style>
   <w:style w:type="paragraph" w:styleId="BodyText2">
     <w:name w:val="Body Text 2"/>
@@ -15049,7 +15129,6 @@
     <w:link w:val="BodyText2Char"/>
     <w:uiPriority w:val="99"/>
     <w:unhideWhenUsed/>
-    <w:rsid w:val="00AA1D8D"/>
     <w:pPr>
       <w:spacing w:after="120" w:line="480" w:lineRule="auto"/>
     </w:pPr>
@@ -15059,7 +15138,6 @@
     <w:basedOn w:val="DefaultParagraphFont"/>
     <w:link w:val="BodyText2"/>
     <w:uiPriority w:val="99"/>
-    <w:rsid w:val="00AA1D8D"/>
   </w:style>
   <w:style w:type="paragraph" w:styleId="BodyText3">
     <w:name w:val="Body Text 3"/>
@@ -15067,7 +15145,6 @@
     <w:link w:val="BodyText3Char"/>
     <w:uiPriority w:val="99"/>
     <w:unhideWhenUsed/>
-    <w:rsid w:val="00AA1D8D"/>
     <w:pPr>
       <w:spacing w:after="120"/>
     </w:pPr>
@@ -15081,7 +15158,6 @@
     <w:basedOn w:val="DefaultParagraphFont"/>
     <w:link w:val="BodyText3"/>
     <w:uiPriority w:val="99"/>
-    <w:rsid w:val="00AA1D8D"/>
     <w:rPr>
       <w:sz w:val="16"/>
       <w:szCs w:val="16"/>
@@ -15092,7 +15168,6 @@
     <w:basedOn w:val="Normal"/>
     <w:uiPriority w:val="99"/>
     <w:unhideWhenUsed/>
-    <w:rsid w:val="00AA1D8D"/>
     <w:pPr>
       <w:ind w:left="360" w:hanging="360"/>
       <w:contextualSpacing/>
@@ -15103,7 +15178,6 @@
     <w:basedOn w:val="Normal"/>
     <w:uiPriority w:val="99"/>
     <w:unhideWhenUsed/>
-    <w:rsid w:val="00326F90"/>
     <w:pPr>
       <w:ind w:left="720" w:hanging="360"/>
       <w:contextualSpacing/>
@@ -15114,7 +15188,6 @@
     <w:basedOn w:val="Normal"/>
     <w:uiPriority w:val="99"/>
     <w:unhideWhenUsed/>
-    <w:rsid w:val="00326F90"/>
     <w:pPr>
       <w:ind w:left="1080" w:hanging="360"/>
       <w:contextualSpacing/>
@@ -15125,7 +15198,6 @@
     <w:basedOn w:val="Normal"/>
     <w:uiPriority w:val="99"/>
     <w:unhideWhenUsed/>
-    <w:rsid w:val="00326F90"/>
     <w:pPr>
       <w:numPr>
         <w:numId w:val="1"/>
@@ -15138,7 +15210,6 @@
     <w:basedOn w:val="Normal"/>
     <w:uiPriority w:val="99"/>
     <w:unhideWhenUsed/>
-    <w:rsid w:val="00326F90"/>
     <w:pPr>
       <w:numPr>
         <w:numId w:val="2"/>
@@ -15151,7 +15222,6 @@
     <w:basedOn w:val="Normal"/>
     <w:uiPriority w:val="99"/>
     <w:unhideWhenUsed/>
-    <w:rsid w:val="00326F90"/>
     <w:pPr>
       <w:numPr>
         <w:numId w:val="3"/>
@@ -15164,7 +15234,6 @@
     <w:basedOn w:val="Normal"/>
     <w:uiPriority w:val="99"/>
     <w:unhideWhenUsed/>
-    <w:rsid w:val="00326F90"/>
     <w:pPr>
       <w:numPr>
         <w:numId w:val="5"/>
@@ -15177,7 +15246,6 @@
     <w:basedOn w:val="Normal"/>
     <w:uiPriority w:val="99"/>
     <w:unhideWhenUsed/>
-    <w:rsid w:val="0029639D"/>
     <w:pPr>
       <w:numPr>
         <w:numId w:val="6"/>
@@ -15190,7 +15258,6 @@
     <w:basedOn w:val="Normal"/>
     <w:uiPriority w:val="99"/>
     <w:unhideWhenUsed/>
-    <w:rsid w:val="0029639D"/>
     <w:pPr>
       <w:numPr>
         <w:numId w:val="7"/>
@@ -15203,7 +15270,6 @@
     <w:basedOn w:val="Normal"/>
     <w:uiPriority w:val="99"/>
     <w:unhideWhenUsed/>
-    <w:rsid w:val="0029639D"/>
     <w:pPr>
       <w:spacing w:after="120"/>
       <w:ind w:left="360"/>
@@ -15215,7 +15281,6 @@
     <w:basedOn w:val="Normal"/>
     <w:uiPriority w:val="99"/>
     <w:unhideWhenUsed/>
-    <w:rsid w:val="0029639D"/>
     <w:pPr>
       <w:spacing w:after="120"/>
       <w:ind w:left="720"/>
@@ -15227,7 +15292,6 @@
     <w:basedOn w:val="Normal"/>
     <w:uiPriority w:val="99"/>
     <w:unhideWhenUsed/>
-    <w:rsid w:val="0029639D"/>
     <w:pPr>
       <w:spacing w:after="120"/>
       <w:ind w:left="1080"/>
@@ -15239,7 +15303,6 @@
     <w:link w:val="MacroTextChar"/>
     <w:uiPriority w:val="99"/>
     <w:unhideWhenUsed/>
-    <w:rsid w:val="0029639D"/>
     <w:pPr>
       <w:tabs>
         <w:tab w:val="left" w:pos="576"/>
@@ -15262,7 +15325,6 @@
     <w:basedOn w:val="DefaultParagraphFont"/>
     <w:link w:val="MacroText"/>
     <w:uiPriority w:val="99"/>
-    <w:rsid w:val="0029639D"/>
     <w:rPr>
       <w:rFonts w:ascii="Courier" w:hAnsi="Courier"/>
       <w:sz w:val="20"/>
@@ -15276,7 +15338,6 @@
     <w:link w:val="QuoteChar"/>
     <w:uiPriority w:val="29"/>
     <w:qFormat/>
-    <w:rsid w:val="00FC693F"/>
     <w:rPr>
       <w:i/>
       <w:iCs/>
@@ -15288,7 +15349,6 @@
     <w:basedOn w:val="DefaultParagraphFont"/>
     <w:link w:val="Quote"/>
     <w:uiPriority w:val="29"/>
-    <w:rsid w:val="00FC693F"/>
     <w:rPr>
       <w:i/>
       <w:iCs/>
@@ -15301,7 +15361,6 @@
     <w:link w:val="Heading4"/>
     <w:uiPriority w:val="9"/>
     <w:semiHidden/>
-    <w:rsid w:val="00FC693F"/>
     <w:rPr>
       <w:rFonts w:asciiTheme="majorHAnsi" w:eastAsiaTheme="majorEastAsia" w:hAnsiTheme="majorHAnsi" w:cstheme="majorBidi"/>
       <w:b/>
@@ -15317,7 +15376,6 @@
     <w:link w:val="Heading5"/>
     <w:uiPriority w:val="9"/>
     <w:semiHidden/>
-    <w:rsid w:val="00FC693F"/>
     <w:rPr>
       <w:rFonts w:asciiTheme="majorHAnsi" w:eastAsiaTheme="majorEastAsia" w:hAnsiTheme="majorHAnsi" w:cstheme="majorBidi"/>
       <w:color w:val="243F60" w:themeColor="accent1" w:themeShade="7F"/>
@@ -15329,7 +15387,6 @@
     <w:link w:val="Heading6"/>
     <w:uiPriority w:val="9"/>
     <w:semiHidden/>
-    <w:rsid w:val="00FC693F"/>
     <w:rPr>
       <w:rFonts w:asciiTheme="majorHAnsi" w:eastAsiaTheme="majorEastAsia" w:hAnsiTheme="majorHAnsi" w:cstheme="majorBidi"/>
       <w:i/>
@@ -15343,7 +15400,6 @@
     <w:link w:val="Heading7"/>
     <w:uiPriority w:val="9"/>
     <w:semiHidden/>
-    <w:rsid w:val="00FC693F"/>
     <w:rPr>
       <w:rFonts w:asciiTheme="majorHAnsi" w:eastAsiaTheme="majorEastAsia" w:hAnsiTheme="majorHAnsi" w:cstheme="majorBidi"/>
       <w:i/>
@@ -15357,7 +15413,6 @@
     <w:link w:val="Heading8"/>
     <w:uiPriority w:val="9"/>
     <w:semiHidden/>
-    <w:rsid w:val="00FC693F"/>
     <w:rPr>
       <w:rFonts w:asciiTheme="majorHAnsi" w:eastAsiaTheme="majorEastAsia" w:hAnsiTheme="majorHAnsi" w:cstheme="majorBidi"/>
       <w:color w:val="4F81BD" w:themeColor="accent1"/>
@@ -15371,7 +15426,6 @@
     <w:link w:val="Heading9"/>
     <w:uiPriority w:val="9"/>
     <w:semiHidden/>
-    <w:rsid w:val="00FC693F"/>
     <w:rPr>
       <w:rFonts w:asciiTheme="majorHAnsi" w:eastAsiaTheme="majorEastAsia" w:hAnsiTheme="majorHAnsi" w:cstheme="majorBidi"/>
       <w:i/>
@@ -15389,7 +15443,6 @@
     <w:semiHidden/>
     <w:unhideWhenUsed/>
     <w:qFormat/>
-    <w:rsid w:val="00FC693F"/>
     <w:pPr>
       <w:spacing w:line="240" w:lineRule="auto"/>
     </w:pPr>
@@ -15406,7 +15459,6 @@
     <w:basedOn w:val="DefaultParagraphFont"/>
     <w:uiPriority w:val="22"/>
     <w:qFormat/>
-    <w:rsid w:val="00FC693F"/>
     <w:rPr>
       <w:b/>
       <w:bCs/>
@@ -15417,7 +15469,6 @@
     <w:basedOn w:val="DefaultParagraphFont"/>
     <w:uiPriority w:val="20"/>
     <w:qFormat/>
-    <w:rsid w:val="00FC693F"/>
     <w:rPr>
       <w:i/>
       <w:iCs/>
@@ -15430,7 +15481,6 @@
     <w:link w:val="IntenseQuoteChar"/>
     <w:uiPriority w:val="30"/>
     <w:qFormat/>
-    <w:rsid w:val="00FC693F"/>
     <w:pPr>
       <w:pBdr>
         <w:bottom w:val="single" w:sz="4" w:space="4" w:color="4F81BD" w:themeColor="accent1"/>
@@ -15451,7 +15501,6 @@
     <w:basedOn w:val="DefaultParagraphFont"/>
     <w:link w:val="IntenseQuote"/>
     <w:uiPriority w:val="30"/>
-    <w:rsid w:val="00FC693F"/>
     <w:rPr>
       <w:b/>
       <w:bCs/>
@@ -15465,7 +15514,6 @@
     <w:basedOn w:val="DefaultParagraphFont"/>
     <w:uiPriority w:val="19"/>
     <w:qFormat/>
-    <w:rsid w:val="00FC693F"/>
     <w:rPr>
       <w:i/>
       <w:iCs/>
@@ -15477,7 +15525,6 @@
     <w:basedOn w:val="DefaultParagraphFont"/>
     <w:uiPriority w:val="21"/>
     <w:qFormat/>
-    <w:rsid w:val="00FC693F"/>
     <w:rPr>
       <w:b/>
       <w:bCs/>
@@ -15491,7 +15538,6 @@
     <w:basedOn w:val="DefaultParagraphFont"/>
     <w:uiPriority w:val="31"/>
     <w:qFormat/>
-    <w:rsid w:val="00FC693F"/>
     <w:rPr>
       <w:smallCaps/>
       <w:color w:val="C0504D" w:themeColor="accent2"/>
@@ -15503,7 +15549,6 @@
     <w:basedOn w:val="DefaultParagraphFont"/>
     <w:uiPriority w:val="32"/>
     <w:qFormat/>
-    <w:rsid w:val="00FC693F"/>
     <w:rPr>
       <w:b/>
       <w:bCs/>
@@ -15518,7 +15563,6 @@
     <w:basedOn w:val="DefaultParagraphFont"/>
     <w:uiPriority w:val="33"/>
     <w:qFormat/>
-    <w:rsid w:val="00FC693F"/>
     <w:rPr>
       <w:b/>
       <w:bCs/>
@@ -15534,7 +15578,6 @@
     <w:semiHidden/>
     <w:unhideWhenUsed/>
     <w:qFormat/>
-    <w:rsid w:val="00FC693F"/>
     <w:pPr>
       <w:outlineLvl w:val="9"/>
     </w:pPr>
@@ -15543,7 +15586,6 @@
     <w:name w:val="Table Grid"/>
     <w:basedOn w:val="TableNormal"/>
     <w:uiPriority w:val="59"/>
-    <w:rsid w:val="00FC693F"/>
     <w:pPr>
       <w:spacing w:after="0" w:line="240" w:lineRule="auto"/>
     </w:pPr>
@@ -15569,7 +15611,6 @@
     <w:name w:val="Light Shading"/>
     <w:basedOn w:val="TableNormal"/>
     <w:uiPriority w:val="60"/>
-    <w:rsid w:val="00FC693F"/>
     <w:pPr>
       <w:spacing w:after="0" w:line="240" w:lineRule="auto"/>
     </w:pPr>
@@ -15672,7 +15713,6 @@
     <w:name w:val="Light Shading Accent 1"/>
     <w:basedOn w:val="TableNormal"/>
     <w:uiPriority w:val="60"/>
-    <w:rsid w:val="00FC693F"/>
     <w:pPr>
       <w:spacing w:after="0" w:line="240" w:lineRule="auto"/>
     </w:pPr>
@@ -15775,7 +15815,6 @@
     <w:name w:val="Light Shading Accent 2"/>
     <w:basedOn w:val="TableNormal"/>
     <w:uiPriority w:val="60"/>
-    <w:rsid w:val="00FC693F"/>
     <w:pPr>
       <w:spacing w:after="0" w:line="240" w:lineRule="auto"/>
     </w:pPr>
@@ -15878,7 +15917,6 @@
     <w:name w:val="Light Shading Accent 3"/>
     <w:basedOn w:val="TableNormal"/>
     <w:uiPriority w:val="60"/>
-    <w:rsid w:val="00FC693F"/>
     <w:pPr>
       <w:spacing w:after="0" w:line="240" w:lineRule="auto"/>
     </w:pPr>
@@ -15981,7 +16019,6 @@
     <w:name w:val="Light Shading Accent 4"/>
     <w:basedOn w:val="TableNormal"/>
     <w:uiPriority w:val="60"/>
-    <w:rsid w:val="00FC693F"/>
     <w:pPr>
       <w:spacing w:after="0" w:line="240" w:lineRule="auto"/>
     </w:pPr>
@@ -16084,7 +16121,6 @@
     <w:name w:val="Light Shading Accent 5"/>
     <w:basedOn w:val="TableNormal"/>
     <w:uiPriority w:val="60"/>
-    <w:rsid w:val="00FC693F"/>
     <w:pPr>
       <w:spacing w:after="0" w:line="240" w:lineRule="auto"/>
     </w:pPr>
@@ -16187,7 +16223,6 @@
     <w:name w:val="Light Shading Accent 6"/>
     <w:basedOn w:val="TableNormal"/>
     <w:uiPriority w:val="60"/>
-    <w:rsid w:val="00FC693F"/>
     <w:pPr>
       <w:spacing w:after="0" w:line="240" w:lineRule="auto"/>
     </w:pPr>
@@ -16290,7 +16325,6 @@
     <w:name w:val="Light List"/>
     <w:basedOn w:val="TableNormal"/>
     <w:uiPriority w:val="61"/>
-    <w:rsid w:val="00FC693F"/>
     <w:pPr>
       <w:spacing w:after="0" w:line="240" w:lineRule="auto"/>
     </w:pPr>
@@ -16382,7 +16416,6 @@
     <w:name w:val="Light List Accent 1"/>
     <w:basedOn w:val="TableNormal"/>
     <w:uiPriority w:val="61"/>
-    <w:rsid w:val="00FC693F"/>
     <w:pPr>
       <w:spacing w:after="0" w:line="240" w:lineRule="auto"/>
     </w:pPr>
@@ -16474,7 +16507,6 @@
     <w:name w:val="Light List Accent 2"/>
     <w:basedOn w:val="TableNormal"/>
     <w:uiPriority w:val="61"/>
-    <w:rsid w:val="00CB0664"/>
     <w:pPr>
       <w:spacing w:after="0" w:line="240" w:lineRule="auto"/>
     </w:pPr>
@@ -16566,7 +16598,6 @@
     <w:name w:val="Light List Accent 3"/>
     <w:basedOn w:val="TableNormal"/>
     <w:uiPriority w:val="61"/>
-    <w:rsid w:val="00CB0664"/>
     <w:pPr>
       <w:spacing w:after="0" w:line="240" w:lineRule="auto"/>
     </w:pPr>
@@ -16658,7 +16689,6 @@
     <w:name w:val="Light List Accent 4"/>
     <w:basedOn w:val="TableNormal"/>
     <w:uiPriority w:val="61"/>
-    <w:rsid w:val="00CB0664"/>
     <w:pPr>
       <w:spacing w:after="0" w:line="240" w:lineRule="auto"/>
     </w:pPr>
@@ -16750,7 +16780,6 @@
     <w:name w:val="Light List Accent 5"/>
     <w:basedOn w:val="TableNormal"/>
     <w:uiPriority w:val="61"/>
-    <w:rsid w:val="00CB0664"/>
     <w:pPr>
       <w:spacing w:after="0" w:line="240" w:lineRule="auto"/>
     </w:pPr>
@@ -16842,7 +16871,6 @@
     <w:name w:val="Light List Accent 6"/>
     <w:basedOn w:val="TableNormal"/>
     <w:uiPriority w:val="61"/>
-    <w:rsid w:val="00CB0664"/>
     <w:pPr>
       <w:spacing w:after="0" w:line="240" w:lineRule="auto"/>
     </w:pPr>
@@ -16934,7 +16962,6 @@
     <w:name w:val="Light Grid"/>
     <w:basedOn w:val="TableNormal"/>
     <w:uiPriority w:val="62"/>
-    <w:rsid w:val="00CB0664"/>
     <w:pPr>
       <w:spacing w:after="0" w:line="240" w:lineRule="auto"/>
     </w:pPr>
@@ -17064,7 +17091,6 @@
     <w:name w:val="Light Grid Accent 1"/>
     <w:basedOn w:val="TableNormal"/>
     <w:uiPriority w:val="62"/>
-    <w:rsid w:val="00CB0664"/>
     <w:pPr>
       <w:spacing w:after="0" w:line="240" w:lineRule="auto"/>
     </w:pPr>
@@ -17194,7 +17220,6 @@
     <w:name w:val="Light Grid Accent 2"/>
     <w:basedOn w:val="TableNormal"/>
     <w:uiPriority w:val="62"/>
-    <w:rsid w:val="00CB0664"/>
     <w:pPr>
       <w:spacing w:after="0" w:line="240" w:lineRule="auto"/>
     </w:pPr>
@@ -17324,7 +17349,6 @@
     <w:name w:val="Light Grid Accent 3"/>
     <w:basedOn w:val="TableNormal"/>
     <w:uiPriority w:val="62"/>
-    <w:rsid w:val="00CB0664"/>
     <w:pPr>
       <w:spacing w:after="0" w:line="240" w:lineRule="auto"/>
     </w:pPr>
@@ -17454,7 +17478,6 @@
     <w:name w:val="Light Grid Accent 4"/>
     <w:basedOn w:val="TableNormal"/>
     <w:uiPriority w:val="62"/>
-    <w:rsid w:val="00CB0664"/>
     <w:pPr>
       <w:spacing w:after="0" w:line="240" w:lineRule="auto"/>
     </w:pPr>
@@ -17584,7 +17607,6 @@
     <w:name w:val="Light Grid Accent 5"/>
     <w:basedOn w:val="TableNormal"/>
     <w:uiPriority w:val="62"/>
-    <w:rsid w:val="00CB0664"/>
     <w:pPr>
       <w:spacing w:after="0" w:line="240" w:lineRule="auto"/>
     </w:pPr>
@@ -17714,7 +17736,6 @@
     <w:name w:val="Light Grid Accent 6"/>
     <w:basedOn w:val="TableNormal"/>
     <w:uiPriority w:val="62"/>
-    <w:rsid w:val="00CB0664"/>
     <w:pPr>
       <w:spacing w:after="0" w:line="240" w:lineRule="auto"/>
     </w:pPr>
@@ -17844,7 +17865,6 @@
     <w:name w:val="Medium Shading 1"/>
     <w:basedOn w:val="TableNormal"/>
     <w:uiPriority w:val="63"/>
-    <w:rsid w:val="00CB0664"/>
     <w:pPr>
       <w:spacing w:after="0" w:line="240" w:lineRule="auto"/>
     </w:pPr>
@@ -17950,7 +17970,6 @@
     <w:name w:val="Medium Shading 1 Accent 1"/>
     <w:basedOn w:val="TableNormal"/>
     <w:uiPriority w:val="63"/>
-    <w:rsid w:val="00CB0664"/>
     <w:pPr>
       <w:spacing w:after="0" w:line="240" w:lineRule="auto"/>
     </w:pPr>
@@ -18056,7 +18075,6 @@
     <w:name w:val="Medium Shading 1 Accent 2"/>
     <w:basedOn w:val="TableNormal"/>
     <w:uiPriority w:val="63"/>
-    <w:rsid w:val="00CB0664"/>
     <w:pPr>
       <w:spacing w:after="0" w:line="240" w:lineRule="auto"/>
     </w:pPr>
@@ -18162,7 +18180,6 @@
     <w:name w:val="Medium Shading 1 Accent 3"/>
     <w:basedOn w:val="TableNormal"/>
     <w:uiPriority w:val="63"/>
-    <w:rsid w:val="00CB0664"/>
     <w:pPr>
       <w:spacing w:after="0" w:line="240" w:lineRule="auto"/>
     </w:pPr>
@@ -18268,7 +18285,6 @@
     <w:name w:val="Medium Shading 1 Accent 4"/>
     <w:basedOn w:val="TableNormal"/>
     <w:uiPriority w:val="63"/>
-    <w:rsid w:val="00CB0664"/>
     <w:pPr>
       <w:spacing w:after="0" w:line="240" w:lineRule="auto"/>
     </w:pPr>
@@ -18374,7 +18390,6 @@
     <w:name w:val="Medium Shading 1 Accent 5"/>
     <w:basedOn w:val="TableNormal"/>
     <w:uiPriority w:val="63"/>
-    <w:rsid w:val="00CB0664"/>
     <w:pPr>
       <w:spacing w:after="0" w:line="240" w:lineRule="auto"/>
     </w:pPr>
@@ -18480,7 +18495,6 @@
     <w:name w:val="Medium Shading 1 Accent 6"/>
     <w:basedOn w:val="TableNormal"/>
     <w:uiPriority w:val="63"/>
-    <w:rsid w:val="00CB0664"/>
     <w:pPr>
       <w:spacing w:after="0" w:line="240" w:lineRule="auto"/>
     </w:pPr>
@@ -18586,7 +18600,6 @@
     <w:name w:val="Medium Shading 2"/>
     <w:basedOn w:val="TableNormal"/>
     <w:uiPriority w:val="64"/>
-    <w:rsid w:val="00CB0664"/>
     <w:pPr>
       <w:spacing w:after="0" w:line="240" w:lineRule="auto"/>
     </w:pPr>
@@ -18735,7 +18748,6 @@
     <w:name w:val="Medium Shading 2 Accent 1"/>
     <w:basedOn w:val="TableNormal"/>
     <w:uiPriority w:val="64"/>
-    <w:rsid w:val="00CB0664"/>
     <w:pPr>
       <w:spacing w:after="0" w:line="240" w:lineRule="auto"/>
     </w:pPr>
@@ -18884,7 +18896,6 @@
     <w:name w:val="Medium Shading 2 Accent 2"/>
     <w:basedOn w:val="TableNormal"/>
     <w:uiPriority w:val="64"/>
-    <w:rsid w:val="00CB0664"/>
     <w:pPr>
       <w:spacing w:after="0" w:line="240" w:lineRule="auto"/>
     </w:pPr>
@@ -19033,7 +19044,6 @@
     <w:name w:val="Medium Shading 2 Accent 3"/>
     <w:basedOn w:val="TableNormal"/>
     <w:uiPriority w:val="64"/>
-    <w:rsid w:val="00CB0664"/>
     <w:pPr>
       <w:spacing w:after="0" w:line="240" w:lineRule="auto"/>
     </w:pPr>
@@ -19182,7 +19192,6 @@
     <w:name w:val="Medium Shading 2 Accent 4"/>
     <w:basedOn w:val="TableNormal"/>
     <w:uiPriority w:val="64"/>
-    <w:rsid w:val="00CB0664"/>
     <w:pPr>
       <w:spacing w:after="0" w:line="240" w:lineRule="auto"/>
     </w:pPr>
@@ -19331,7 +19340,6 @@
     <w:name w:val="Medium Shading 2 Accent 5"/>
     <w:basedOn w:val="TableNormal"/>
     <w:uiPriority w:val="64"/>
-    <w:rsid w:val="00CB0664"/>
     <w:pPr>
       <w:spacing w:after="0" w:line="240" w:lineRule="auto"/>
     </w:pPr>
@@ -19480,7 +19488,6 @@
     <w:name w:val="Medium Shading 2 Accent 6"/>
     <w:basedOn w:val="TableNormal"/>
     <w:uiPriority w:val="64"/>
-    <w:rsid w:val="00CB0664"/>
     <w:pPr>
       <w:spacing w:after="0" w:line="240" w:lineRule="auto"/>
     </w:pPr>
@@ -19629,7 +19636,6 @@
     <w:name w:val="Medium List 1"/>
     <w:basedOn w:val="TableNormal"/>
     <w:uiPriority w:val="65"/>
-    <w:rsid w:val="00CB0664"/>
     <w:pPr>
       <w:spacing w:after="0" w:line="240" w:lineRule="auto"/>
     </w:pPr>
@@ -19713,7 +19719,6 @@
     <w:name w:val="Medium List 1 Accent 1"/>
     <w:basedOn w:val="TableNormal"/>
     <w:uiPriority w:val="65"/>
-    <w:rsid w:val="00CB0664"/>
     <w:pPr>
       <w:spacing w:after="0" w:line="240" w:lineRule="auto"/>
     </w:pPr>
@@ -19797,7 +19802,6 @@
     <w:name w:val="Medium List 1 Accent 2"/>
     <w:basedOn w:val="TableNormal"/>
     <w:uiPriority w:val="65"/>
-    <w:rsid w:val="00CB0664"/>
     <w:pPr>
       <w:spacing w:after="0" w:line="240" w:lineRule="auto"/>
     </w:pPr>
@@ -19881,7 +19885,6 @@
     <w:name w:val="Medium List 1 Accent 3"/>
     <w:basedOn w:val="TableNormal"/>
     <w:uiPriority w:val="65"/>
-    <w:rsid w:val="00CB0664"/>
     <w:pPr>
       <w:spacing w:after="0" w:line="240" w:lineRule="auto"/>
     </w:pPr>
@@ -19965,7 +19968,6 @@
     <w:name w:val="Medium List 1 Accent 4"/>
     <w:basedOn w:val="TableNormal"/>
     <w:uiPriority w:val="65"/>
-    <w:rsid w:val="00CB0664"/>
     <w:pPr>
       <w:spacing w:after="0" w:line="240" w:lineRule="auto"/>
     </w:pPr>
@@ -20049,7 +20051,6 @@
     <w:name w:val="Medium List 1 Accent 5"/>
     <w:basedOn w:val="TableNormal"/>
     <w:uiPriority w:val="65"/>
-    <w:rsid w:val="00CB0664"/>
     <w:pPr>
       <w:spacing w:after="0" w:line="240" w:lineRule="auto"/>
     </w:pPr>
@@ -20133,7 +20134,6 @@
     <w:name w:val="Medium List 1 Accent 6"/>
     <w:basedOn w:val="TableNormal"/>
     <w:uiPriority w:val="65"/>
-    <w:rsid w:val="00CB0664"/>
     <w:pPr>
       <w:spacing w:after="0" w:line="240" w:lineRule="auto"/>
     </w:pPr>
@@ -20217,7 +20217,6 @@
     <w:name w:val="Medium List 2"/>
     <w:basedOn w:val="TableNormal"/>
     <w:uiPriority w:val="66"/>
-    <w:rsid w:val="00CB0664"/>
     <w:pPr>
       <w:spacing w:after="0" w:line="240" w:lineRule="auto"/>
     </w:pPr>
@@ -20345,7 +20344,6 @@
     <w:name w:val="Medium List 2 Accent 1"/>
     <w:basedOn w:val="TableNormal"/>
     <w:uiPriority w:val="66"/>
-    <w:rsid w:val="00CB0664"/>
     <w:pPr>
       <w:spacing w:after="0" w:line="240" w:lineRule="auto"/>
     </w:pPr>
@@ -20473,7 +20471,6 @@
     <w:name w:val="Medium List 2 Accent 2"/>
     <w:basedOn w:val="TableNormal"/>
     <w:uiPriority w:val="66"/>
-    <w:rsid w:val="00CB0664"/>
     <w:pPr>
       <w:spacing w:after="0" w:line="240" w:lineRule="auto"/>
     </w:pPr>
@@ -20601,7 +20598,6 @@
     <w:name w:val="Medium List 2 Accent 3"/>
     <w:basedOn w:val="TableNormal"/>
     <w:uiPriority w:val="66"/>
-    <w:rsid w:val="00CB0664"/>
     <w:pPr>
       <w:spacing w:after="0" w:line="240" w:lineRule="auto"/>
     </w:pPr>
@@ -20729,7 +20725,6 @@
     <w:name w:val="Medium List 2 Accent 4"/>
     <w:basedOn w:val="TableNormal"/>
     <w:uiPriority w:val="66"/>
-    <w:rsid w:val="00CB0664"/>
     <w:pPr>
       <w:spacing w:after="0" w:line="240" w:lineRule="auto"/>
     </w:pPr>
@@ -20857,7 +20852,6 @@
     <w:name w:val="Medium List 2 Accent 5"/>
     <w:basedOn w:val="TableNormal"/>
     <w:uiPriority w:val="66"/>
-    <w:rsid w:val="00CB0664"/>
     <w:pPr>
       <w:spacing w:after="0" w:line="240" w:lineRule="auto"/>
     </w:pPr>
@@ -20985,7 +20979,6 @@
     <w:name w:val="Medium List 2 Accent 6"/>
     <w:basedOn w:val="TableNormal"/>
     <w:uiPriority w:val="66"/>
-    <w:rsid w:val="00CB0664"/>
     <w:pPr>
       <w:spacing w:after="0" w:line="240" w:lineRule="auto"/>
     </w:pPr>
@@ -21113,7 +21106,6 @@
     <w:name w:val="Medium Grid 1"/>
     <w:basedOn w:val="TableNormal"/>
     <w:uiPriority w:val="67"/>
-    <w:rsid w:val="00CB0664"/>
     <w:pPr>
       <w:spacing w:after="0" w:line="240" w:lineRule="auto"/>
     </w:pPr>
@@ -21186,7 +21178,6 @@
     <w:name w:val="Medium Grid 1 Accent 1"/>
     <w:basedOn w:val="TableNormal"/>
     <w:uiPriority w:val="67"/>
-    <w:rsid w:val="00CB0664"/>
     <w:pPr>
       <w:spacing w:after="0" w:line="240" w:lineRule="auto"/>
     </w:pPr>
@@ -21259,7 +21250,6 @@
     <w:name w:val="Medium Grid 1 Accent 2"/>
     <w:basedOn w:val="TableNormal"/>
     <w:uiPriority w:val="67"/>
-    <w:rsid w:val="00CB0664"/>
     <w:pPr>
       <w:spacing w:after="0" w:line="240" w:lineRule="auto"/>
     </w:pPr>
@@ -21332,7 +21322,6 @@
     <w:name w:val="Medium Grid 1 Accent 3"/>
     <w:basedOn w:val="TableNormal"/>
     <w:uiPriority w:val="67"/>
-    <w:rsid w:val="00CB0664"/>
     <w:pPr>
       <w:spacing w:after="0" w:line="240" w:lineRule="auto"/>
     </w:pPr>
@@ -21405,7 +21394,6 @@
     <w:name w:val="Medium Grid 1 Accent 4"/>
     <w:basedOn w:val="TableNormal"/>
     <w:uiPriority w:val="67"/>
-    <w:rsid w:val="00CB0664"/>
     <w:pPr>
       <w:spacing w:after="0" w:line="240" w:lineRule="auto"/>
     </w:pPr>
@@ -21478,7 +21466,6 @@
     <w:name w:val="Medium Grid 1 Accent 5"/>
     <w:basedOn w:val="TableNormal"/>
     <w:uiPriority w:val="67"/>
-    <w:rsid w:val="00CB0664"/>
     <w:pPr>
       <w:spacing w:after="0" w:line="240" w:lineRule="auto"/>
     </w:pPr>
@@ -21551,7 +21538,6 @@
     <w:name w:val="Medium Grid 1 Accent 6"/>
     <w:basedOn w:val="TableNormal"/>
     <w:uiPriority w:val="67"/>
-    <w:rsid w:val="00CB0664"/>
     <w:pPr>
       <w:spacing w:after="0" w:line="240" w:lineRule="auto"/>
     </w:pPr>
@@ -21624,7 +21610,6 @@
     <w:name w:val="Medium Grid 2"/>
     <w:basedOn w:val="TableNormal"/>
     <w:uiPriority w:val="68"/>
-    <w:rsid w:val="00CB0664"/>
     <w:pPr>
       <w:spacing w:after="0" w:line="240" w:lineRule="auto"/>
     </w:pPr>
@@ -21749,7 +21734,6 @@
     <w:name w:val="Medium Grid 2 Accent 1"/>
     <w:basedOn w:val="TableNormal"/>
     <w:uiPriority w:val="68"/>
-    <w:rsid w:val="00CB0664"/>
     <w:pPr>
       <w:spacing w:after="0" w:line="240" w:lineRule="auto"/>
     </w:pPr>
@@ -21874,7 +21858,6 @@
     <w:name w:val="Medium Grid 2 Accent 2"/>
     <w:basedOn w:val="TableNormal"/>
     <w:uiPriority w:val="68"/>
-    <w:rsid w:val="00CB0664"/>
     <w:pPr>
       <w:spacing w:after="0" w:line="240" w:lineRule="auto"/>
     </w:pPr>
@@ -21999,7 +21982,6 @@
     <w:name w:val="Medium Grid 2 Accent 3"/>
     <w:basedOn w:val="TableNormal"/>
     <w:uiPriority w:val="68"/>
-    <w:rsid w:val="00CB0664"/>
     <w:pPr>
       <w:spacing w:after="0" w:line="240" w:lineRule="auto"/>
     </w:pPr>
@@ -22124,7 +22106,6 @@
     <w:name w:val="Medium Grid 2 Accent 4"/>
     <w:basedOn w:val="TableNormal"/>
     <w:uiPriority w:val="68"/>
-    <w:rsid w:val="00CB0664"/>
     <w:pPr>
       <w:spacing w:after="0" w:line="240" w:lineRule="auto"/>
     </w:pPr>
@@ -22249,7 +22230,6 @@
     <w:name w:val="Medium Grid 2 Accent 5"/>
     <w:basedOn w:val="TableNormal"/>
     <w:uiPriority w:val="68"/>
-    <w:rsid w:val="00CB0664"/>
     <w:pPr>
       <w:spacing w:after="0" w:line="240" w:lineRule="auto"/>
     </w:pPr>
@@ -22374,7 +22354,6 @@
     <w:name w:val="Medium Grid 2 Accent 6"/>
     <w:basedOn w:val="TableNormal"/>
     <w:uiPriority w:val="68"/>
-    <w:rsid w:val="00CB0664"/>
     <w:pPr>
       <w:spacing w:after="0" w:line="240" w:lineRule="auto"/>
     </w:pPr>
@@ -22499,7 +22478,6 @@
     <w:name w:val="Medium Grid 3"/>
     <w:basedOn w:val="TableNormal"/>
     <w:uiPriority w:val="69"/>
-    <w:rsid w:val="00CB0664"/>
     <w:pPr>
       <w:spacing w:after="0" w:line="240" w:lineRule="auto"/>
     </w:pPr>
@@ -22640,7 +22618,6 @@
     <w:name w:val="Medium Grid 3 Accent 1"/>
     <w:basedOn w:val="TableNormal"/>
     <w:uiPriority w:val="69"/>
-    <w:rsid w:val="00CB0664"/>
     <w:pPr>
       <w:spacing w:after="0" w:line="240" w:lineRule="auto"/>
     </w:pPr>
@@ -22781,7 +22758,6 @@
     <w:name w:val="Medium Grid 3 Accent 2"/>
     <w:basedOn w:val="TableNormal"/>
     <w:uiPriority w:val="69"/>
-    <w:rsid w:val="00CB0664"/>
     <w:pPr>
       <w:spacing w:after="0" w:line="240" w:lineRule="auto"/>
     </w:pPr>
@@ -22922,7 +22898,6 @@
     <w:name w:val="Medium Grid 3 Accent 3"/>
     <w:basedOn w:val="TableNormal"/>
     <w:uiPriority w:val="69"/>
-    <w:rsid w:val="00CB0664"/>
     <w:pPr>
       <w:spacing w:after="0" w:line="240" w:lineRule="auto"/>
     </w:pPr>
@@ -23063,7 +23038,6 @@
     <w:name w:val="Medium Grid 3 Accent 4"/>
     <w:basedOn w:val="TableNormal"/>
     <w:uiPriority w:val="69"/>
-    <w:rsid w:val="00CB0664"/>
     <w:pPr>
       <w:spacing w:after="0" w:line="240" w:lineRule="auto"/>
     </w:pPr>
@@ -23204,7 +23178,6 @@
     <w:name w:val="Medium Grid 3 Accent 5"/>
     <w:basedOn w:val="TableNormal"/>
     <w:uiPriority w:val="69"/>
-    <w:rsid w:val="00CB0664"/>
     <w:pPr>
       <w:spacing w:after="0" w:line="240" w:lineRule="auto"/>
     </w:pPr>
@@ -23345,7 +23318,6 @@
     <w:name w:val="Medium Grid 3 Accent 6"/>
     <w:basedOn w:val="TableNormal"/>
     <w:uiPriority w:val="69"/>
-    <w:rsid w:val="00CB0664"/>
     <w:pPr>
       <w:spacing w:after="0" w:line="240" w:lineRule="auto"/>
     </w:pPr>
@@ -23486,7 +23458,6 @@
     <w:name w:val="Dark List"/>
     <w:basedOn w:val="TableNormal"/>
     <w:uiPriority w:val="70"/>
-    <w:rsid w:val="00CB0664"/>
     <w:pPr>
       <w:spacing w:after="0" w:line="240" w:lineRule="auto"/>
     </w:pPr>
@@ -23600,7 +23571,6 @@
     <w:name w:val="Dark List Accent 1"/>
     <w:basedOn w:val="TableNormal"/>
     <w:uiPriority w:val="70"/>
-    <w:rsid w:val="00CB0664"/>
     <w:pPr>
       <w:spacing w:after="0" w:line="240" w:lineRule="auto"/>
     </w:pPr>
@@ -23714,7 +23684,6 @@
     <w:name w:val="Dark List Accent 2"/>
     <w:basedOn w:val="TableNormal"/>
     <w:uiPriority w:val="70"/>
-    <w:rsid w:val="00CB0664"/>
     <w:pPr>
       <w:spacing w:after="0" w:line="240" w:lineRule="auto"/>
     </w:pPr>
@@ -23828,7 +23797,6 @@
     <w:name w:val="Dark List Accent 3"/>
     <w:basedOn w:val="TableNormal"/>
     <w:uiPriority w:val="70"/>
-    <w:rsid w:val="00CB0664"/>
     <w:pPr>
       <w:spacing w:after="0" w:line="240" w:lineRule="auto"/>
     </w:pPr>
@@ -23942,7 +23910,6 @@
     <w:name w:val="Dark List Accent 4"/>
     <w:basedOn w:val="TableNormal"/>
     <w:uiPriority w:val="70"/>
-    <w:rsid w:val="00CB0664"/>
     <w:pPr>
       <w:spacing w:after="0" w:line="240" w:lineRule="auto"/>
     </w:pPr>
@@ -24056,7 +24023,6 @@
     <w:name w:val="Dark List Accent 5"/>
     <w:basedOn w:val="TableNormal"/>
     <w:uiPriority w:val="70"/>
-    <w:rsid w:val="00CB0664"/>
     <w:pPr>
       <w:spacing w:after="0" w:line="240" w:lineRule="auto"/>
     </w:pPr>
@@ -24170,7 +24136,6 @@
     <w:name w:val="Dark List Accent 6"/>
     <w:basedOn w:val="TableNormal"/>
     <w:uiPriority w:val="70"/>
-    <w:rsid w:val="00CB0664"/>
     <w:pPr>
       <w:spacing w:after="0" w:line="240" w:lineRule="auto"/>
     </w:pPr>
@@ -24284,7 +24249,6 @@
     <w:name w:val="Colorful Shading"/>
     <w:basedOn w:val="TableNormal"/>
     <w:uiPriority w:val="71"/>
-    <w:rsid w:val="00CB0664"/>
     <w:pPr>
       <w:spacing w:after="0" w:line="240" w:lineRule="auto"/>
     </w:pPr>
@@ -24406,7 +24370,6 @@
     <w:name w:val="Colorful Shading Accent 1"/>
     <w:basedOn w:val="TableNormal"/>
     <w:uiPriority w:val="71"/>
-    <w:rsid w:val="00CB0664"/>
     <w:pPr>
       <w:spacing w:after="0" w:line="240" w:lineRule="auto"/>
     </w:pPr>
@@ -24528,7 +24491,6 @@
     <w:name w:val="Colorful Shading Accent 2"/>
     <w:basedOn w:val="TableNormal"/>
     <w:uiPriority w:val="71"/>
-    <w:rsid w:val="00CB0664"/>
     <w:pPr>
       <w:spacing w:after="0" w:line="240" w:lineRule="auto"/>
     </w:pPr>
@@ -24650,7 +24612,6 @@
     <w:name w:val="Colorful Shading Accent 3"/>
     <w:basedOn w:val="TableNormal"/>
     <w:uiPriority w:val="71"/>
-    <w:rsid w:val="00CB0664"/>
     <w:pPr>
       <w:spacing w:after="0" w:line="240" w:lineRule="auto"/>
     </w:pPr>
@@ -24762,7 +24723,6 @@
     <w:name w:val="Colorful Shading Accent 4"/>
     <w:basedOn w:val="TableNormal"/>
     <w:uiPriority w:val="71"/>
-    <w:rsid w:val="00CB0664"/>
     <w:pPr>
       <w:spacing w:after="0" w:line="240" w:lineRule="auto"/>
     </w:pPr>
@@ -24884,7 +24844,6 @@
     <w:name w:val="Colorful Shading Accent 5"/>
     <w:basedOn w:val="TableNormal"/>
     <w:uiPriority w:val="71"/>
-    <w:rsid w:val="00CB0664"/>
     <w:pPr>
       <w:spacing w:after="0" w:line="240" w:lineRule="auto"/>
     </w:pPr>
@@ -25006,7 +24965,6 @@
     <w:name w:val="Colorful Shading Accent 6"/>
     <w:basedOn w:val="TableNormal"/>
     <w:uiPriority w:val="71"/>
-    <w:rsid w:val="00CB0664"/>
     <w:pPr>
       <w:spacing w:after="0" w:line="240" w:lineRule="auto"/>
     </w:pPr>
@@ -25128,7 +25086,6 @@
     <w:name w:val="Colorful List"/>
     <w:basedOn w:val="TableNormal"/>
     <w:uiPriority w:val="72"/>
-    <w:rsid w:val="00CB0664"/>
     <w:pPr>
       <w:spacing w:after="0" w:line="240" w:lineRule="auto"/>
     </w:pPr>
@@ -25214,7 +25171,6 @@
     <w:name w:val="Colorful List Accent 1"/>
     <w:basedOn w:val="TableNormal"/>
     <w:uiPriority w:val="72"/>
-    <w:rsid w:val="00CB0664"/>
     <w:pPr>
       <w:spacing w:after="0" w:line="240" w:lineRule="auto"/>
     </w:pPr>
@@ -25300,7 +25256,6 @@
     <w:name w:val="Colorful List Accent 2"/>
     <w:basedOn w:val="TableNormal"/>
     <w:uiPriority w:val="72"/>
-    <w:rsid w:val="00CB0664"/>
     <w:pPr>
       <w:spacing w:after="0" w:line="240" w:lineRule="auto"/>
     </w:pPr>
@@ -25386,7 +25341,6 @@
     <w:name w:val="Colorful List Accent 3"/>
     <w:basedOn w:val="TableNormal"/>
     <w:uiPriority w:val="72"/>
-    <w:rsid w:val="00CB0664"/>
     <w:pPr>
       <w:spacing w:after="0" w:line="240" w:lineRule="auto"/>
     </w:pPr>
@@ -25472,7 +25426,6 @@
     <w:name w:val="Colorful List Accent 4"/>
     <w:basedOn w:val="TableNormal"/>
     <w:uiPriority w:val="72"/>
-    <w:rsid w:val="00CB0664"/>
     <w:pPr>
       <w:spacing w:after="0" w:line="240" w:lineRule="auto"/>
     </w:pPr>
@@ -25558,7 +25511,6 @@
     <w:name w:val="Colorful List Accent 5"/>
     <w:basedOn w:val="TableNormal"/>
     <w:uiPriority w:val="72"/>
-    <w:rsid w:val="00CB0664"/>
     <w:pPr>
       <w:spacing w:after="0" w:line="240" w:lineRule="auto"/>
     </w:pPr>
@@ -25644,7 +25596,6 @@
     <w:name w:val="Colorful List Accent 6"/>
     <w:basedOn w:val="TableNormal"/>
     <w:uiPriority w:val="72"/>
-    <w:rsid w:val="00CB0664"/>
     <w:pPr>
       <w:spacing w:after="0" w:line="240" w:lineRule="auto"/>
     </w:pPr>
@@ -25730,7 +25681,6 @@
     <w:name w:val="Colorful Grid"/>
     <w:basedOn w:val="TableNormal"/>
     <w:uiPriority w:val="73"/>
-    <w:rsid w:val="00CB0664"/>
     <w:pPr>
       <w:spacing w:after="0" w:line="240" w:lineRule="auto"/>
     </w:pPr>
@@ -25810,7 +25760,6 @@
     <w:name w:val="Colorful Grid Accent 1"/>
     <w:basedOn w:val="TableNormal"/>
     <w:uiPriority w:val="73"/>
-    <w:rsid w:val="00CB0664"/>
     <w:pPr>
       <w:spacing w:after="0" w:line="240" w:lineRule="auto"/>
     </w:pPr>
@@ -25890,7 +25839,6 @@
     <w:name w:val="Colorful Grid Accent 2"/>
     <w:basedOn w:val="TableNormal"/>
     <w:uiPriority w:val="73"/>
-    <w:rsid w:val="00CB0664"/>
     <w:pPr>
       <w:spacing w:after="0" w:line="240" w:lineRule="auto"/>
     </w:pPr>
@@ -25970,7 +25918,6 @@
     <w:name w:val="Colorful Grid Accent 3"/>
     <w:basedOn w:val="TableNormal"/>
     <w:uiPriority w:val="73"/>
-    <w:rsid w:val="00CB0664"/>
     <w:pPr>
       <w:spacing w:after="0" w:line="240" w:lineRule="auto"/>
     </w:pPr>
@@ -26050,7 +25997,6 @@
     <w:name w:val="Colorful Grid Accent 4"/>
     <w:basedOn w:val="TableNormal"/>
     <w:uiPriority w:val="73"/>
-    <w:rsid w:val="00CB0664"/>
     <w:pPr>
       <w:spacing w:after="0" w:line="240" w:lineRule="auto"/>
     </w:pPr>
@@ -26130,7 +26076,6 @@
     <w:name w:val="Colorful Grid Accent 5"/>
     <w:basedOn w:val="TableNormal"/>
     <w:uiPriority w:val="73"/>
-    <w:rsid w:val="00CB0664"/>
     <w:pPr>
       <w:spacing w:after="0" w:line="240" w:lineRule="auto"/>
     </w:pPr>
@@ -26210,7 +26155,6 @@
     <w:name w:val="Colorful Grid Accent 6"/>
     <w:basedOn w:val="TableNormal"/>
     <w:uiPriority w:val="73"/>
-    <w:rsid w:val="00CB0664"/>
     <w:pPr>
       <w:spacing w:after="0" w:line="240" w:lineRule="auto"/>
     </w:pPr>
